--- a/朱伟凡_简历.docx
+++ b/朱伟凡_简历.docx
@@ -1,6 +1,6 @@
 
 <file path=word/document.xml><?xml version="1.0" encoding="utf-8"?>
-<w:document xmlns:wpc="http://schemas.microsoft.com/office/word/2010/wordprocessingCanvas" xmlns:cx="http://schemas.microsoft.com/office/drawing/2014/chartex" xmlns:cx1="http://schemas.microsoft.com/office/drawing/2015/9/8/chartex" xmlns:cx2="http://schemas.microsoft.com/office/drawing/2015/10/21/chartex" xmlns:cx3="http://schemas.microsoft.com/office/drawing/2016/5/9/chartex" xmlns:cx4="http://schemas.microsoft.com/office/drawing/2016/5/10/chartex" xmlns:cx5="http://schemas.microsoft.com/office/drawing/2016/5/11/chartex" xmlns:cx6="http://schemas.microsoft.com/office/drawing/2016/5/12/chartex" xmlns:cx7="http://schemas.microsoft.com/office/drawing/2016/5/13/chartex" xmlns:cx8="http://schemas.microsoft.com/office/drawing/2016/5/14/chartex" xmlns:mc="http://schemas.openxmlformats.org/markup-compatibility/2006" xmlns:aink="http://schemas.microsoft.com/office/drawing/2016/ink" xmlns:am3d="http://schemas.microsoft.com/office/drawing/2017/model3d" xmlns:o="urn:schemas-microsoft-com:office:office" xmlns:r="http://schemas.openxmlformats.org/officeDocument/2006/relationships" xmlns:m="http://schemas.openxmlformats.org/officeDocument/2006/math" xmlns:v="urn:schemas-microsoft-com:vml" xmlns:wp14="http://schemas.microsoft.com/office/word/2010/wordprocessingDrawing" xmlns:wp="http://schemas.openxmlformats.org/drawingml/2006/wordprocessingDrawing" xmlns:w10="urn:schemas-microsoft-com:office:word" xmlns:w="http://schemas.openxmlformats.org/wordprocessingml/2006/main" xmlns:w14="http://schemas.microsoft.com/office/word/2010/wordml" xmlns:w15="http://schemas.microsoft.com/office/word/2012/wordml" xmlns:w16cid="http://schemas.microsoft.com/office/word/2016/wordml/cid" xmlns:w16se="http://schemas.microsoft.com/office/word/2015/wordml/symex" xmlns:wpg="http://schemas.microsoft.com/office/word/2010/wordprocessingGroup" xmlns:wpi="http://schemas.microsoft.com/office/word/2010/wordprocessingInk" xmlns:wne="http://schemas.microsoft.com/office/word/2006/wordml" xmlns:wps="http://schemas.microsoft.com/office/word/2010/wordprocessingShape" mc:Ignorable="w14 w15 w16se w16cid wp14">
+<w:document xmlns:wpc="http://schemas.microsoft.com/office/word/2010/wordprocessingCanvas" xmlns:cx="http://schemas.microsoft.com/office/drawing/2014/chartex" xmlns:cx1="http://schemas.microsoft.com/office/drawing/2015/9/8/chartex" xmlns:cx2="http://schemas.microsoft.com/office/drawing/2015/10/21/chartex" xmlns:cx3="http://schemas.microsoft.com/office/drawing/2016/5/9/chartex" xmlns:cx4="http://schemas.microsoft.com/office/drawing/2016/5/10/chartex" xmlns:cx5="http://schemas.microsoft.com/office/drawing/2016/5/11/chartex" xmlns:cx6="http://schemas.microsoft.com/office/drawing/2016/5/12/chartex" xmlns:cx7="http://schemas.microsoft.com/office/drawing/2016/5/13/chartex" xmlns:cx8="http://schemas.microsoft.com/office/drawing/2016/5/14/chartex" xmlns:mc="http://schemas.openxmlformats.org/markup-compatibility/2006" xmlns:aink="http://schemas.microsoft.com/office/drawing/2016/ink" xmlns:am3d="http://schemas.microsoft.com/office/drawing/2017/model3d" xmlns:o="urn:schemas-microsoft-com:office:office" xmlns:oel="http://schemas.microsoft.com/office/2019/extlst" xmlns:r="http://schemas.openxmlformats.org/officeDocument/2006/relationships" xmlns:m="http://schemas.openxmlformats.org/officeDocument/2006/math" xmlns:v="urn:schemas-microsoft-com:vml" xmlns:wp14="http://schemas.microsoft.com/office/word/2010/wordprocessingDrawing" xmlns:wp="http://schemas.openxmlformats.org/drawingml/2006/wordprocessingDrawing" xmlns:w10="urn:schemas-microsoft-com:office:word" xmlns:w="http://schemas.openxmlformats.org/wordprocessingml/2006/main" xmlns:w14="http://schemas.microsoft.com/office/word/2010/wordml" xmlns:w15="http://schemas.microsoft.com/office/word/2012/wordml" xmlns:w16cei="http://schemas.microsoft.com/office/word/2026/wordml/cei" xmlns:w16cex="http://schemas.microsoft.com/office/word/2018/wordml/cex" xmlns:w16cid="http://schemas.microsoft.com/office/word/2016/wordml/cid" xmlns:w16="http://schemas.microsoft.com/office/word/2018/wordml" xmlns:w16du="http://schemas.microsoft.com/office/word/2023/wordml/word16du" xmlns:w16sdtdh="http://schemas.microsoft.com/office/word/2020/wordml/sdtdatahash" xmlns:w16sdtfl="http://schemas.microsoft.com/office/word/2024/wordml/sdtformatlock" xmlns:w16se="http://schemas.microsoft.com/office/word/2015/wordml/symex" xmlns:wpg="http://schemas.microsoft.com/office/word/2010/wordprocessingGroup" xmlns:wpi="http://schemas.microsoft.com/office/word/2010/wordprocessingInk" xmlns:wne="http://schemas.microsoft.com/office/word/2006/wordml" xmlns:wps="http://schemas.microsoft.com/office/word/2010/wordprocessingShape" mc:Ignorable="w14 w15 w16se w16cid w16 w16cex w16sdtdh w16sdtfl w16du wp14">
   <w:body>
     <w:p>
       <w:pPr>
@@ -40,7 +40,7 @@
                     <pic:cNvPicPr/>
                   </pic:nvPicPr>
                   <pic:blipFill>
-                    <a:blip r:embed="rId6"/>
+                    <a:blip r:embed="rId8"/>
                     <a:stretch>
                       <a:fillRect/>
                     </a:stretch>
@@ -164,7 +164,7 @@
           <w:noProof/>
           <w:lang w:eastAsia="zh-CN"/>
         </w:rPr>
-        <w:t>表征</w:t>
+        <w:t>科研</w:t>
       </w:r>
       <w:r>
         <w:rPr>
@@ -172,17 +172,23 @@
           <w:noProof/>
           <w:lang w:eastAsia="zh-CN"/>
         </w:rPr>
-        <w:t>分析</w:t>
-      </w:r>
-      <w:r>
-        <w:rPr>
+        <w:t>AI</w:t>
+      </w:r>
+      <w:r>
+        <w:rPr>
+          <w:rFonts w:hint="eastAsia"/>
           <w:noProof/>
           <w:lang w:eastAsia="zh-CN"/>
         </w:rPr>
+        <w:t>开发</w:t>
+      </w:r>
+      <w:r>
+        <w:rPr>
+          <w:noProof/>
+          <w:lang w:eastAsia="zh-CN"/>
+        </w:rPr>
         <w:t xml:space="preserve">    </w:t>
       </w:r>
-      <w:bookmarkStart w:id="0" w:name="_GoBack"/>
-      <w:bookmarkEnd w:id="0"/>
     </w:p>
     <w:p>
       <w:pPr>
@@ -245,6 +251,12 @@
           <w:noProof/>
           <w:lang w:eastAsia="zh-CN"/>
         </w:rPr>
+      </w:r>
+      <w:r>
+        <w:rPr>
+          <w:noProof/>
+          <w:lang w:eastAsia="zh-CN"/>
+        </w:rPr>
         <w:fldChar w:fldCharType="separate"/>
       </w:r>
       <w:r>
@@ -266,13 +278,21 @@
           <w:noProof/>
           <w:lang w:eastAsia="zh-CN"/>
         </w:rPr>
-        <w:t>+86 188-5818-8515</w:t>
-      </w:r>
-      <w:r>
-        <w:rPr>
+        <w:t>+86 1</w:t>
+      </w:r>
+      <w:r>
+        <w:rPr>
+          <w:rFonts w:hint="eastAsia"/>
           <w:noProof/>
           <w:lang w:eastAsia="zh-CN"/>
         </w:rPr>
+        <w:t>55-4112-7689</w:t>
+      </w:r>
+      <w:r>
+        <w:rPr>
+          <w:noProof/>
+          <w:lang w:eastAsia="zh-CN"/>
+        </w:rPr>
         <w:t>｜浙江大学物理学院</w:t>
       </w:r>
       <w:r>
@@ -281,6 +301,38 @@
           <w:lang w:eastAsia="zh-CN"/>
         </w:rPr>
         <w:fldChar w:fldCharType="end"/>
+      </w:r>
+    </w:p>
+    <w:p>
+      <w:pPr>
+        <w:spacing w:line="240" w:lineRule="auto"/>
+        <w:rPr>
+          <w:noProof/>
+          <w:lang w:eastAsia="zh-CN"/>
+        </w:rPr>
+      </w:pPr>
+      <w:r>
+        <w:rPr>
+          <w:rFonts w:hint="eastAsia"/>
+          <w:noProof/>
+          <w:lang w:eastAsia="zh-CN"/>
+        </w:rPr>
+        <w:t>个人主页：</w:t>
+      </w:r>
+      <w:r>
+        <w:rPr>
+          <w:noProof/>
+          <w:lang w:eastAsia="zh-CN"/>
+        </w:rPr>
+        <w:t>https://weifan-zhu.github.io/</w:t>
+      </w:r>
+      <w:r>
+        <w:rPr>
+          <w:rFonts w:hint="eastAsia"/>
+          <w:noProof/>
+          <w:lang w:eastAsia="zh-CN"/>
+        </w:rPr>
+        <w:t xml:space="preserve">  </w:t>
       </w:r>
     </w:p>
     <w:p>
@@ -614,14 +666,42 @@
           <w:rFonts w:hint="eastAsia"/>
           <w:lang w:eastAsia="zh-CN"/>
         </w:rPr>
-        <w:t>物理学杂志</w:t>
+        <w:t>物理学</w:t>
       </w:r>
       <w:r>
         <w:rPr>
           <w:rFonts w:hint="eastAsia"/>
           <w:lang w:eastAsia="zh-CN"/>
         </w:rPr>
+        <w:t>SCI</w:t>
+      </w:r>
+      <w:r>
+        <w:rPr>
+          <w:rFonts w:hint="eastAsia"/>
+          <w:lang w:eastAsia="zh-CN"/>
+        </w:rPr>
+        <w:t>杂志</w:t>
+      </w:r>
+      <w:r>
+        <w:rPr>
+          <w:rFonts w:hint="eastAsia"/>
+          <w:lang w:eastAsia="zh-CN"/>
+        </w:rPr>
         <w:t>JPCM</w:t>
+      </w:r>
+      <w:r>
+        <w:rPr>
+          <w:rFonts w:hint="eastAsia"/>
+          <w:lang w:eastAsia="zh-CN"/>
+        </w:rPr>
+        <w:t>, SUST</w:t>
+      </w:r>
+      <w:r>
+        <w:rPr>
+          <w:rFonts w:hint="eastAsia"/>
+          <w:lang w:eastAsia="zh-CN"/>
+        </w:rPr>
+        <w:t xml:space="preserve"> </w:t>
       </w:r>
       <w:r>
         <w:rPr>
@@ -795,95 +875,94 @@
         </w:rPr>
         <w:t xml:space="preserve">₂ </w:t>
       </w:r>
+      <w:r>
+        <w:rPr>
+          <w:b/>
+          <w:lang w:eastAsia="zh-CN"/>
+        </w:rPr>
+        <w:t>超薄膜维度调控研究</w:t>
+      </w:r>
+      <w:r>
+        <w:rPr>
+          <w:lang w:eastAsia="zh-CN"/>
+        </w:rPr>
+        <w:t>：</w:t>
+      </w:r>
+      <w:r>
+        <w:rPr>
+          <w:rFonts w:hint="eastAsia"/>
+          <w:lang w:eastAsia="zh-CN"/>
+        </w:rPr>
+        <w:t>主导</w:t>
+      </w:r>
+      <w:r>
+        <w:rPr>
+          <w:lang w:eastAsia="zh-CN"/>
+        </w:rPr>
+        <w:t xml:space="preserve"> </w:t>
+      </w:r>
+      <w:proofErr w:type="spellStart"/>
+      <w:r>
+        <w:rPr>
+          <w:lang w:eastAsia="zh-CN"/>
+        </w:rPr>
+        <w:t>CeSi</w:t>
+      </w:r>
+      <w:proofErr w:type="spellEnd"/>
+      <w:r>
+        <w:rPr>
+          <w:lang w:eastAsia="zh-CN"/>
+        </w:rPr>
+        <w:t xml:space="preserve">₂ </w:t>
+      </w:r>
+      <w:r>
+        <w:rPr>
+          <w:rFonts w:hint="eastAsia"/>
+          <w:lang w:eastAsia="zh-CN"/>
+        </w:rPr>
+        <w:t>单晶薄膜外延生长与厚度可控工艺开发，建立生长参数与薄膜质量之间的对应关系；结合原位</w:t>
+      </w:r>
+      <w:r>
+        <w:rPr>
+          <w:lang w:eastAsia="zh-CN"/>
+        </w:rPr>
+        <w:t xml:space="preserve"> ARPES </w:t>
+      </w:r>
+      <w:r>
+        <w:rPr>
+          <w:rFonts w:hint="eastAsia"/>
+          <w:lang w:eastAsia="zh-CN"/>
+        </w:rPr>
+        <w:t>与磁输运测量，系统揭示维度降低对晶体场、电子结构及磁输运性质的调控作用，</w:t>
+      </w:r>
+      <w:r>
+        <w:rPr>
+          <w:rFonts w:hint="eastAsia"/>
+          <w:lang w:eastAsia="zh-CN"/>
+        </w:rPr>
+        <w:t>相关成果发表于</w:t>
+      </w:r>
+      <w:r>
+        <w:rPr>
+          <w:lang w:eastAsia="zh-CN"/>
+        </w:rPr>
+        <w:t xml:space="preserve"> Physical Review X</w:t>
+      </w:r>
       <w:proofErr w:type="gramStart"/>
       <w:r>
         <w:rPr>
-          <w:b/>
-          <w:lang w:eastAsia="zh-CN"/>
-        </w:rPr>
-        <w:t>超薄膜维度</w:t>
+          <w:lang w:eastAsia="zh-CN"/>
+        </w:rPr>
+        <w:t xml:space="preserve"> </w:t>
+      </w:r>
+      <w:r>
+        <w:rPr>
+          <w:rFonts w:hint="eastAsia"/>
+          <w:lang w:eastAsia="zh-CN"/>
+        </w:rPr>
+        <w:t>。</w:t>
       </w:r>
       <w:proofErr w:type="gramEnd"/>
-      <w:r>
-        <w:rPr>
-          <w:b/>
-          <w:lang w:eastAsia="zh-CN"/>
-        </w:rPr>
-        <w:t>调控研究</w:t>
-      </w:r>
-      <w:r>
-        <w:rPr>
-          <w:lang w:eastAsia="zh-CN"/>
-        </w:rPr>
-        <w:t>：</w:t>
-      </w:r>
-      <w:r>
-        <w:rPr>
-          <w:rFonts w:hint="eastAsia"/>
-          <w:lang w:eastAsia="zh-CN"/>
-        </w:rPr>
-        <w:t>主导</w:t>
-      </w:r>
-      <w:r>
-        <w:rPr>
-          <w:lang w:eastAsia="zh-CN"/>
-        </w:rPr>
-        <w:t xml:space="preserve"> </w:t>
-      </w:r>
-      <w:proofErr w:type="spellStart"/>
-      <w:r>
-        <w:rPr>
-          <w:lang w:eastAsia="zh-CN"/>
-        </w:rPr>
-        <w:t>CeSi</w:t>
-      </w:r>
-      <w:proofErr w:type="spellEnd"/>
-      <w:r>
-        <w:rPr>
-          <w:lang w:eastAsia="zh-CN"/>
-        </w:rPr>
-        <w:t xml:space="preserve">₂ </w:t>
-      </w:r>
-      <w:r>
-        <w:rPr>
-          <w:rFonts w:hint="eastAsia"/>
-          <w:lang w:eastAsia="zh-CN"/>
-        </w:rPr>
-        <w:t>单晶薄膜外延生长与厚度可控工艺开发，建立生长参数与薄膜质量之间的对应关系；结合原位</w:t>
-      </w:r>
-      <w:r>
-        <w:rPr>
-          <w:lang w:eastAsia="zh-CN"/>
-        </w:rPr>
-        <w:t xml:space="preserve"> ARPES </w:t>
-      </w:r>
-      <w:r>
-        <w:rPr>
-          <w:rFonts w:hint="eastAsia"/>
-          <w:lang w:eastAsia="zh-CN"/>
-        </w:rPr>
-        <w:t>与磁输运测量，系统揭示维度降低对晶体场、电子结构及磁输运性质的调控作用，</w:t>
-      </w:r>
-      <w:r>
-        <w:rPr>
-          <w:rFonts w:hint="eastAsia"/>
-          <w:lang w:eastAsia="zh-CN"/>
-        </w:rPr>
-        <w:t>相关成果发表于</w:t>
-      </w:r>
-      <w:r>
-        <w:rPr>
-          <w:lang w:eastAsia="zh-CN"/>
-        </w:rPr>
-        <w:t xml:space="preserve"> Physical Review X </w:t>
-      </w:r>
-      <w:r>
-        <w:rPr>
-          <w:rFonts w:hint="eastAsia"/>
-          <w:lang w:eastAsia="zh-CN"/>
-        </w:rPr>
-        <w:t>。</w:t>
-      </w:r>
     </w:p>
     <w:p>
       <w:pPr>
@@ -982,21 +1061,7 @@
         <w:rPr>
           <w:lang w:eastAsia="zh-CN"/>
         </w:rPr>
-        <w:t>表征，系统比较不同晶向与不同稀土元素界面的电子结构和超导特性；结合</w:t>
-      </w:r>
-      <w:proofErr w:type="gramStart"/>
-      <w:r>
-        <w:rPr>
-          <w:lang w:eastAsia="zh-CN"/>
-        </w:rPr>
-        <w:t>输运与谱学</w:t>
-      </w:r>
-      <w:proofErr w:type="gramEnd"/>
-      <w:r>
-        <w:rPr>
-          <w:lang w:eastAsia="zh-CN"/>
-        </w:rPr>
-        <w:t>结果，揭示界面超导的取向依赖及其与电子</w:t>
+        <w:t>表征，系统比较不同晶向与不同稀土元素界面的电子结构和超导特性；结合输运与谱学结果，揭示界面超导的取向依赖及其与电子</w:t>
       </w:r>
       <w:r>
         <w:rPr>
@@ -1065,6 +1130,8 @@
       <w:pPr>
         <w:spacing w:line="240" w:lineRule="auto"/>
         <w:rPr>
+          <w:b/>
+          <w:sz w:val="24"/>
           <w:lang w:eastAsia="zh-CN"/>
         </w:rPr>
       </w:pPr>
@@ -1088,36 +1155,167 @@
     </w:p>
     <w:p>
       <w:pPr>
-        <w:rPr>
-          <w:rFonts w:hint="eastAsia"/>
-          <w:lang w:eastAsia="zh-CN"/>
-        </w:rPr>
-      </w:pPr>
-      <w:proofErr w:type="spellStart"/>
+        <w:spacing w:line="240" w:lineRule="auto"/>
+        <w:rPr>
+          <w:lang w:eastAsia="zh-CN"/>
+        </w:rPr>
+      </w:pPr>
       <w:r>
         <w:rPr>
           <w:b/>
           <w:bCs/>
           <w:lang w:eastAsia="zh-CN"/>
         </w:rPr>
-        <w:t>ArXiv</w:t>
-      </w:r>
-      <w:proofErr w:type="spellEnd"/>
+        <w:t xml:space="preserve">MBE </w:t>
+      </w:r>
       <w:r>
         <w:rPr>
           <w:b/>
           <w:bCs/>
           <w:lang w:eastAsia="zh-CN"/>
         </w:rPr>
-        <w:t xml:space="preserve"> </w:t>
-      </w:r>
+        <w:t>超高真空系统设计、搭建与自动化改造</w:t>
+      </w:r>
+      <w:r>
+        <w:rPr>
+          <w:lang w:eastAsia="zh-CN"/>
+        </w:rPr>
+        <w:t>｜项目负责人</w:t>
+      </w:r>
+      <w:r>
+        <w:rPr>
+          <w:lang w:eastAsia="zh-CN"/>
+        </w:rPr>
+        <w:t>/</w:t>
+      </w:r>
+      <w:r>
+        <w:rPr>
+          <w:lang w:eastAsia="zh-CN"/>
+        </w:rPr>
+        <w:t>系统集成｜已投入运行三年</w:t>
+      </w:r>
+    </w:p>
+    <w:p>
+      <w:pPr>
+        <w:numPr>
+          <w:ilvl w:val="0"/>
+          <w:numId w:val="16"/>
+        </w:numPr>
+        <w:spacing w:line="240" w:lineRule="auto"/>
+        <w:rPr>
+          <w:lang w:eastAsia="zh-CN"/>
+        </w:rPr>
+      </w:pPr>
+      <w:r>
+        <w:rPr>
+          <w:lang w:eastAsia="zh-CN"/>
+        </w:rPr>
+        <w:t>主导整套</w:t>
+      </w:r>
+      <w:r>
+        <w:rPr>
+          <w:lang w:eastAsia="zh-CN"/>
+        </w:rPr>
+        <w:t xml:space="preserve"> MBE </w:t>
+      </w:r>
+      <w:r>
+        <w:rPr>
+          <w:lang w:eastAsia="zh-CN"/>
+        </w:rPr>
+        <w:t>设备从方案设计到投入运行，规划并搭建超高真空腔体、泵组及电气系统；使用</w:t>
+      </w:r>
+      <w:r>
+        <w:rPr>
+          <w:lang w:eastAsia="zh-CN"/>
+        </w:rPr>
+        <w:t xml:space="preserve"> SolidWorks </w:t>
+      </w:r>
+      <w:r>
+        <w:rPr>
+          <w:lang w:eastAsia="zh-CN"/>
+        </w:rPr>
+        <w:t>完成机械结构设计和定制零部件图纸绘制。</w:t>
+      </w:r>
+    </w:p>
+    <w:p>
+      <w:pPr>
+        <w:numPr>
+          <w:ilvl w:val="0"/>
+          <w:numId w:val="16"/>
+        </w:numPr>
+        <w:spacing w:line="240" w:lineRule="auto"/>
+        <w:rPr>
+          <w:lang w:eastAsia="zh-CN"/>
+        </w:rPr>
+      </w:pPr>
+      <w:r>
+        <w:rPr>
+          <w:lang w:eastAsia="zh-CN"/>
+        </w:rPr>
+        <w:t>独立对接加工厂，协调定制部件的加工与交付，并主导真空腔体、泵组和电路的装配、系统集成、联调及运行验证。</w:t>
+      </w:r>
+    </w:p>
+    <w:p>
+      <w:pPr>
+        <w:numPr>
+          <w:ilvl w:val="0"/>
+          <w:numId w:val="16"/>
+        </w:numPr>
+        <w:spacing w:line="240" w:lineRule="auto"/>
+        <w:rPr>
+          <w:lang w:eastAsia="zh-CN"/>
+        </w:rPr>
+      </w:pPr>
+      <w:r>
+        <w:rPr>
+          <w:lang w:eastAsia="zh-CN"/>
+        </w:rPr>
+        <w:t>设备已投入科研运行三年，稳定支持单晶薄膜和异质结构的生长，为薄膜制备及后续表征研究提供实验平台。</w:t>
+      </w:r>
+    </w:p>
+    <w:p>
+      <w:pPr>
+        <w:numPr>
+          <w:ilvl w:val="0"/>
+          <w:numId w:val="16"/>
+        </w:numPr>
+        <w:spacing w:line="240" w:lineRule="auto"/>
+        <w:rPr>
+          <w:lang w:eastAsia="zh-CN"/>
+        </w:rPr>
+      </w:pPr>
+      <w:r>
+        <w:rPr>
+          <w:lang w:eastAsia="zh-CN"/>
+        </w:rPr>
+        <w:t>目前正推进设备自动化改造与虚拟实验室建设，逐步实现设备控制、运行状态和实验流程的数字化管理。</w:t>
+      </w:r>
+    </w:p>
+    <w:p>
+      <w:pPr>
+        <w:spacing w:line="240" w:lineRule="auto"/>
+        <w:rPr>
+          <w:b/>
+          <w:sz w:val="24"/>
+          <w:lang w:eastAsia="zh-CN"/>
+        </w:rPr>
+      </w:pPr>
+    </w:p>
+    <w:p>
+      <w:pPr>
+        <w:spacing w:line="240" w:lineRule="auto"/>
+        <w:rPr>
+          <w:lang w:eastAsia="zh-CN"/>
+        </w:rPr>
+      </w:pPr>
       <w:r>
         <w:rPr>
           <w:b/>
           <w:bCs/>
           <w:lang w:eastAsia="zh-CN"/>
         </w:rPr>
-        <w:t>文献</w:t>
+        <w:lastRenderedPageBreak/>
+        <w:t>凝聚态物理文献</w:t>
       </w:r>
       <w:r>
         <w:rPr>
@@ -1125,7 +1323,7 @@
           <w:bCs/>
           <w:lang w:eastAsia="zh-CN"/>
         </w:rPr>
-        <w:t>AI</w:t>
+        <w:t xml:space="preserve"> AI </w:t>
       </w:r>
       <w:r>
         <w:rPr>
@@ -1133,20 +1331,29 @@
           <w:bCs/>
           <w:lang w:eastAsia="zh-CN"/>
         </w:rPr>
-        <w:t>助手</w:t>
-      </w:r>
-      <w:r>
-        <w:rPr>
-          <w:lang w:eastAsia="zh-CN"/>
-        </w:rPr>
-        <w:t xml:space="preserve"> | </w:t>
-      </w:r>
-      <w:r>
-        <w:rPr>
-          <w:iCs/>
-          <w:lang w:eastAsia="zh-CN"/>
-        </w:rPr>
-        <w:t>独立</w:t>
+        <w:t>助手（</w:t>
+      </w:r>
+      <w:r>
+        <w:rPr>
+          <w:b/>
+          <w:bCs/>
+          <w:lang w:eastAsia="zh-CN"/>
+        </w:rPr>
+        <w:t>Literature AI Assistant</w:t>
+      </w:r>
+      <w:r>
+        <w:rPr>
+          <w:b/>
+          <w:bCs/>
+          <w:lang w:eastAsia="zh-CN"/>
+        </w:rPr>
+        <w:t>）</w:t>
+      </w:r>
+      <w:r>
+        <w:rPr>
+          <w:lang w:eastAsia="zh-CN"/>
+        </w:rPr>
+        <w:t>｜个人项目（</w:t>
       </w:r>
       <w:r>
         <w:rPr>
@@ -1165,67 +1372,155 @@
       </w:r>
       <w:r>
         <w:rPr>
+          <w:rFonts w:hint="eastAsia"/>
           <w:iCs/>
           <w:lang w:eastAsia="zh-CN"/>
         </w:rPr>
-        <w:t>全</w:t>
+        <w:t>辅助</w:t>
+      </w:r>
+      <w:r>
+        <w:rPr>
+          <w:iCs/>
+          <w:lang w:eastAsia="zh-CN"/>
+        </w:rPr>
+        <w:t>全栈开发</w:t>
+      </w:r>
+      <w:r>
+        <w:rPr>
+          <w:lang w:eastAsia="zh-CN"/>
+        </w:rPr>
+        <w:t>）｜项目负责人、系统架构与工程实现｜</w:t>
+      </w:r>
+      <w:r>
+        <w:rPr>
+          <w:rFonts w:hint="eastAsia"/>
+          <w:lang w:eastAsia="zh-CN"/>
+        </w:rPr>
+        <w:t>GitHub</w:t>
+      </w:r>
+      <w:r>
+        <w:rPr>
+          <w:lang w:eastAsia="zh-CN"/>
+        </w:rPr>
+        <w:t xml:space="preserve"> ID: </w:t>
+      </w:r>
+      <w:r>
+        <w:rPr>
+          <w:lang w:eastAsia="zh-CN"/>
+        </w:rPr>
+        <w:t>Weifan-Zhu</w:t>
+      </w:r>
+      <w:r>
+        <w:rPr>
+          <w:rFonts w:hint="eastAsia"/>
+          <w:lang w:eastAsia="zh-CN"/>
+        </w:rPr>
+        <w:t xml:space="preserve"> </w:t>
       </w:r>
       <w:proofErr w:type="gramStart"/>
       <w:r>
         <w:rPr>
-          <w:iCs/>
-          <w:lang w:eastAsia="zh-CN"/>
-        </w:rPr>
-        <w:t>栈</w:t>
+          <w:rFonts w:hint="eastAsia"/>
+          <w:lang w:eastAsia="zh-CN"/>
+        </w:rPr>
+        <w:t>(</w:t>
+      </w:r>
+      <w:proofErr w:type="spellStart"/>
+      <w:r>
+        <w:rPr>
+          <w:rFonts w:hint="eastAsia"/>
+          <w:lang w:eastAsia="zh-CN"/>
+        </w:rPr>
+        <w:t>ChalkyFan</w:t>
+      </w:r>
+      <w:proofErr w:type="spellEnd"/>
+      <w:r>
+        <w:rPr>
+          <w:rFonts w:hint="eastAsia"/>
+          <w:lang w:eastAsia="zh-CN"/>
+        </w:rPr>
+        <w:t>)</w:t>
       </w:r>
       <w:proofErr w:type="gramEnd"/>
-      <w:r>
-        <w:rPr>
-          <w:iCs/>
-          <w:lang w:eastAsia="zh-CN"/>
-        </w:rPr>
-        <w:t>开发</w:t>
-      </w:r>
-      <w:r>
-        <w:rPr>
-          <w:lang w:eastAsia="zh-CN"/>
-        </w:rPr>
-        <w:t xml:space="preserve"> | </w:t>
-      </w:r>
-      <w:r>
-        <w:rPr>
-          <w:rFonts w:hint="eastAsia"/>
-          <w:lang w:eastAsia="zh-CN"/>
-        </w:rPr>
-        <w:t>GitHub</w:t>
-      </w:r>
-      <w:r>
-        <w:rPr>
-          <w:lang w:eastAsia="zh-CN"/>
-        </w:rPr>
-        <w:t xml:space="preserve"> ID: </w:t>
-      </w:r>
-      <w:proofErr w:type="spellStart"/>
-      <w:r>
-        <w:rPr>
-          <w:lang w:eastAsia="zh-CN"/>
-        </w:rPr>
-        <w:t>ChalkyFan</w:t>
-      </w:r>
-      <w:proofErr w:type="spellEnd"/>
     </w:p>
     <w:p>
       <w:pPr>
-        <w:ind w:firstLineChars="200" w:firstLine="440"/>
-        <w:rPr>
-          <w:lang w:eastAsia="zh-CN"/>
-        </w:rPr>
-      </w:pPr>
-      <w:r>
-        <w:rPr>
-          <w:lang w:eastAsia="zh-CN"/>
-        </w:rPr>
-        <w:t>面向凝聚态物理（强关联电子体系）研究方向，独立开发了一套全自动化文献挖掘与</w:t>
+        <w:numPr>
+          <w:ilvl w:val="0"/>
+          <w:numId w:val="16"/>
+        </w:numPr>
+        <w:spacing w:line="240" w:lineRule="auto"/>
+        <w:rPr>
+          <w:lang w:eastAsia="zh-CN"/>
+        </w:rPr>
+      </w:pPr>
+      <w:r>
+        <w:rPr>
+          <w:lang w:eastAsia="zh-CN"/>
+        </w:rPr>
+        <w:t>主导需求定义、系统架构、算法设计、测试验证及部署运维，构建</w:t>
+      </w:r>
+      <w:r>
+        <w:rPr>
+          <w:lang w:eastAsia="zh-CN"/>
+        </w:rPr>
+        <w:t>“</w:t>
+      </w:r>
+      <w:proofErr w:type="spellStart"/>
+      <w:r>
+        <w:rPr>
+          <w:lang w:eastAsia="zh-CN"/>
+        </w:rPr>
+        <w:t>arXiv</w:t>
+      </w:r>
+      <w:proofErr w:type="spellEnd"/>
+      <w:r>
+        <w:rPr>
+          <w:lang w:eastAsia="zh-CN"/>
+        </w:rPr>
+        <w:t xml:space="preserve"> </w:t>
+      </w:r>
+      <w:r>
+        <w:rPr>
+          <w:lang w:eastAsia="zh-CN"/>
+        </w:rPr>
+        <w:t>抓取</w:t>
+      </w:r>
+      <w:r>
+        <w:rPr>
+          <w:lang w:eastAsia="zh-CN"/>
+        </w:rPr>
+        <w:t>—</w:t>
+      </w:r>
+      <w:r>
+        <w:rPr>
+          <w:lang w:eastAsia="zh-CN"/>
+        </w:rPr>
+        <w:t>关键词筛选</w:t>
+      </w:r>
+      <w:r>
+        <w:rPr>
+          <w:lang w:eastAsia="zh-CN"/>
+        </w:rPr>
+        <w:t xml:space="preserve">—PDF </w:t>
+      </w:r>
+      <w:r>
+        <w:rPr>
+          <w:lang w:eastAsia="zh-CN"/>
+        </w:rPr>
+        <w:t>解析</w:t>
+      </w:r>
+      <w:r>
+        <w:rPr>
+          <w:lang w:eastAsia="zh-CN"/>
+        </w:rPr>
+        <w:t>—</w:t>
+      </w:r>
+      <w:r>
+        <w:rPr>
+          <w:lang w:eastAsia="zh-CN"/>
+        </w:rPr>
+        <w:t>多模型</w:t>
       </w:r>
       <w:r>
         <w:rPr>
@@ -1237,236 +1532,240 @@
         <w:rPr>
           <w:lang w:eastAsia="zh-CN"/>
         </w:rPr>
-        <w:t>阅读助手系统。系统通过</w:t>
-      </w:r>
-      <w:r>
-        <w:rPr>
-          <w:lang w:eastAsia="zh-CN"/>
-        </w:rPr>
-        <w:t xml:space="preserve"> </w:t>
-      </w:r>
-      <w:proofErr w:type="spellStart"/>
-      <w:r>
-        <w:rPr>
-          <w:lang w:eastAsia="zh-CN"/>
-        </w:rPr>
-        <w:t>arXiv</w:t>
-      </w:r>
-      <w:proofErr w:type="spellEnd"/>
-      <w:r>
-        <w:rPr>
-          <w:lang w:eastAsia="zh-CN"/>
-        </w:rPr>
-        <w:t xml:space="preserve"> API </w:t>
-      </w:r>
-      <w:r>
-        <w:rPr>
-          <w:lang w:eastAsia="zh-CN"/>
-        </w:rPr>
-        <w:t>每日自动抓取最新论文，依据领域关键词进行智能筛选，自动下载</w:t>
-      </w:r>
-      <w:r>
-        <w:rPr>
-          <w:lang w:eastAsia="zh-CN"/>
-        </w:rPr>
-        <w:t xml:space="preserve"> PDF</w:t>
-      </w:r>
-      <w:r>
-        <w:rPr>
-          <w:lang w:eastAsia="zh-CN"/>
-        </w:rPr>
-        <w:t>、提取文字与图表，并调用</w:t>
-      </w:r>
-      <w:r>
-        <w:rPr>
-          <w:lang w:eastAsia="zh-CN"/>
-        </w:rPr>
-        <w:t xml:space="preserve"> </w:t>
-      </w:r>
-      <w:proofErr w:type="spellStart"/>
-      <w:r>
-        <w:rPr>
-          <w:lang w:eastAsia="zh-CN"/>
-        </w:rPr>
-        <w:t>DeepSeek</w:t>
-      </w:r>
-      <w:proofErr w:type="spellEnd"/>
-      <w:r>
-        <w:rPr>
-          <w:lang w:eastAsia="zh-CN"/>
-        </w:rPr>
-        <w:t>/</w:t>
-      </w:r>
-      <w:proofErr w:type="spellStart"/>
-      <w:r>
-        <w:rPr>
-          <w:lang w:eastAsia="zh-CN"/>
-        </w:rPr>
-        <w:t>kimi</w:t>
-      </w:r>
-      <w:proofErr w:type="spellEnd"/>
-      <w:r>
-        <w:rPr>
-          <w:rFonts w:hint="eastAsia"/>
-          <w:lang w:eastAsia="zh-CN"/>
-        </w:rPr>
-        <w:t>等</w:t>
-      </w:r>
-      <w:r>
-        <w:rPr>
-          <w:lang w:eastAsia="zh-CN"/>
-        </w:rPr>
-        <w:t>大模型进行结构化分析</w:t>
-      </w:r>
-      <w:r>
-        <w:rPr>
-          <w:lang w:eastAsia="zh-CN"/>
-        </w:rPr>
-        <w:t>——</w:t>
-      </w:r>
-      <w:r>
-        <w:rPr>
-          <w:lang w:eastAsia="zh-CN"/>
-        </w:rPr>
-        <w:t>生成中文摘要、创新度评分、关键词映射和一句话</w:t>
-      </w:r>
-      <w:r>
-        <w:rPr>
-          <w:rFonts w:hint="eastAsia"/>
-          <w:lang w:eastAsia="zh-CN"/>
-        </w:rPr>
-        <w:t>总结</w:t>
-      </w:r>
-      <w:r>
-        <w:rPr>
-          <w:lang w:eastAsia="zh-CN"/>
-        </w:rPr>
-        <w:t>——</w:t>
-      </w:r>
-      <w:r>
-        <w:rPr>
-          <w:lang w:eastAsia="zh-CN"/>
-        </w:rPr>
-        <w:t>所有结果通过响应式</w:t>
-      </w:r>
-      <w:r>
-        <w:rPr>
-          <w:lang w:eastAsia="zh-CN"/>
-        </w:rPr>
-        <w:t xml:space="preserve"> Web </w:t>
-      </w:r>
-      <w:r>
-        <w:rPr>
-          <w:lang w:eastAsia="zh-CN"/>
-        </w:rPr>
-        <w:t>仪表盘呈现。</w:t>
+        <w:t>解读</w:t>
+      </w:r>
+      <w:r>
+        <w:rPr>
+          <w:lang w:eastAsia="zh-CN"/>
+        </w:rPr>
+        <w:t xml:space="preserve">—Web </w:t>
+      </w:r>
+      <w:r>
+        <w:rPr>
+          <w:lang w:eastAsia="zh-CN"/>
+        </w:rPr>
+        <w:t>协作</w:t>
+      </w:r>
+      <w:r>
+        <w:rPr>
+          <w:lang w:eastAsia="zh-CN"/>
+        </w:rPr>
+        <w:t>”</w:t>
+      </w:r>
+      <w:r>
+        <w:rPr>
+          <w:lang w:eastAsia="zh-CN"/>
+        </w:rPr>
+        <w:t>的无人值守科研文献平台。</w:t>
       </w:r>
     </w:p>
     <w:p>
       <w:pPr>
         <w:numPr>
           <w:ilvl w:val="0"/>
-          <w:numId w:val="15"/>
+          <w:numId w:val="16"/>
         </w:numPr>
-        <w:spacing w:before="100" w:beforeAutospacing="1" w:after="100" w:afterAutospacing="1"/>
-        <w:rPr>
-          <w:lang w:eastAsia="zh-CN"/>
-        </w:rPr>
-      </w:pPr>
-      <w:r>
-        <w:rPr>
-          <w:rStyle w:val="af8"/>
-          <w:lang w:eastAsia="zh-CN"/>
-        </w:rPr>
-        <w:t>全</w:t>
-      </w:r>
-      <w:proofErr w:type="gramStart"/>
-      <w:r>
-        <w:rPr>
-          <w:rStyle w:val="af8"/>
-          <w:lang w:eastAsia="zh-CN"/>
-        </w:rPr>
-        <w:t>栈</w:t>
-      </w:r>
-      <w:proofErr w:type="gramEnd"/>
-      <w:r>
-        <w:rPr>
-          <w:rStyle w:val="af8"/>
-          <w:lang w:eastAsia="zh-CN"/>
-        </w:rPr>
-        <w:t xml:space="preserve"> Flask Web </w:t>
-      </w:r>
-      <w:r>
-        <w:rPr>
-          <w:rStyle w:val="af8"/>
-          <w:lang w:eastAsia="zh-CN"/>
-        </w:rPr>
-        <w:t>应用</w:t>
-      </w:r>
-      <w:r>
-        <w:rPr>
-          <w:lang w:eastAsia="zh-CN"/>
-        </w:rPr>
-        <w:t>：含</w:t>
-      </w:r>
-      <w:r>
-        <w:rPr>
-          <w:lang w:eastAsia="zh-CN"/>
-        </w:rPr>
-        <w:t xml:space="preserve"> Jinja2 </w:t>
-      </w:r>
-      <w:r>
-        <w:rPr>
-          <w:lang w:eastAsia="zh-CN"/>
-        </w:rPr>
-        <w:t>模板引擎、</w:t>
-      </w:r>
-      <w:r>
-        <w:rPr>
-          <w:lang w:eastAsia="zh-CN"/>
-        </w:rPr>
-        <w:t xml:space="preserve">SQLite </w:t>
-      </w:r>
-      <w:r>
-        <w:rPr>
-          <w:lang w:eastAsia="zh-CN"/>
-        </w:rPr>
-        <w:t>数据库、用户认证系统</w:t>
-      </w:r>
-      <w:r>
-        <w:rPr>
-          <w:lang w:eastAsia="zh-CN"/>
-        </w:rPr>
-        <w:t>——</w:t>
-      </w:r>
-      <w:r>
-        <w:rPr>
-          <w:lang w:eastAsia="zh-CN"/>
-        </w:rPr>
-        <w:t>部署在局域网服务器上供课题组使用</w:t>
+        <w:spacing w:line="240" w:lineRule="auto"/>
+        <w:rPr>
+          <w:lang w:eastAsia="zh-CN"/>
+        </w:rPr>
+      </w:pPr>
+      <w:r>
+        <w:rPr>
+          <w:lang w:eastAsia="zh-CN"/>
+        </w:rPr>
+        <w:t>基于</w:t>
+      </w:r>
+      <w:r>
+        <w:rPr>
+          <w:lang w:eastAsia="zh-CN"/>
+        </w:rPr>
+        <w:t xml:space="preserve"> Python</w:t>
+      </w:r>
+      <w:r>
+        <w:rPr>
+          <w:lang w:eastAsia="zh-CN"/>
+        </w:rPr>
+        <w:t>、</w:t>
+      </w:r>
+      <w:r>
+        <w:rPr>
+          <w:lang w:eastAsia="zh-CN"/>
+        </w:rPr>
+        <w:t>Flask</w:t>
+      </w:r>
+      <w:r>
+        <w:rPr>
+          <w:lang w:eastAsia="zh-CN"/>
+        </w:rPr>
+        <w:t>、</w:t>
+      </w:r>
+      <w:r>
+        <w:rPr>
+          <w:lang w:eastAsia="zh-CN"/>
+        </w:rPr>
+        <w:t xml:space="preserve">Jinja2 </w:t>
+      </w:r>
+      <w:r>
+        <w:rPr>
+          <w:lang w:eastAsia="zh-CN"/>
+        </w:rPr>
+        <w:t>和</w:t>
+      </w:r>
+      <w:r>
+        <w:rPr>
+          <w:lang w:eastAsia="zh-CN"/>
+        </w:rPr>
+        <w:t xml:space="preserve"> SQLite</w:t>
+      </w:r>
+      <w:r>
+        <w:rPr>
+          <w:lang w:eastAsia="zh-CN"/>
+        </w:rPr>
+        <w:t>（</w:t>
+      </w:r>
+      <w:r>
+        <w:rPr>
+          <w:lang w:eastAsia="zh-CN"/>
+        </w:rPr>
+        <w:t xml:space="preserve">13 </w:t>
+      </w:r>
+      <w:r>
+        <w:rPr>
+          <w:lang w:eastAsia="zh-CN"/>
+        </w:rPr>
+        <w:t>张数据表）实现全栈系统，集成</w:t>
+      </w:r>
+      <w:r>
+        <w:rPr>
+          <w:lang w:eastAsia="zh-CN"/>
+        </w:rPr>
+        <w:t xml:space="preserve"> DeepSeek</w:t>
+      </w:r>
+      <w:r>
+        <w:rPr>
+          <w:lang w:eastAsia="zh-CN"/>
+        </w:rPr>
+        <w:t>、</w:t>
+      </w:r>
+      <w:r>
+        <w:rPr>
+          <w:lang w:eastAsia="zh-CN"/>
+        </w:rPr>
+        <w:t xml:space="preserve">Gemini </w:t>
+      </w:r>
+      <w:r>
+        <w:rPr>
+          <w:lang w:eastAsia="zh-CN"/>
+        </w:rPr>
+        <w:t>和</w:t>
+      </w:r>
+      <w:r>
+        <w:rPr>
+          <w:lang w:eastAsia="zh-CN"/>
+        </w:rPr>
+        <w:t xml:space="preserve"> Kimi </w:t>
+      </w:r>
+      <w:r>
+        <w:rPr>
+          <w:lang w:eastAsia="zh-CN"/>
+        </w:rPr>
+        <w:t>视觉模型，支持结构化摘要、图表解读、单篇论文问答、搜索</w:t>
+      </w:r>
+      <w:r>
+        <w:rPr>
+          <w:lang w:eastAsia="zh-CN"/>
+        </w:rPr>
+        <w:t>/</w:t>
+      </w:r>
+      <w:r>
+        <w:rPr>
+          <w:lang w:eastAsia="zh-CN"/>
+        </w:rPr>
+        <w:t>收藏</w:t>
+      </w:r>
+      <w:r>
+        <w:rPr>
+          <w:lang w:eastAsia="zh-CN"/>
+        </w:rPr>
+        <w:t>/</w:t>
+      </w:r>
+      <w:r>
+        <w:rPr>
+          <w:lang w:eastAsia="zh-CN"/>
+        </w:rPr>
+        <w:t>标签及</w:t>
+      </w:r>
+      <w:r>
+        <w:rPr>
+          <w:lang w:eastAsia="zh-CN"/>
+        </w:rPr>
+        <w:t xml:space="preserve"> </w:t>
+      </w:r>
+      <w:proofErr w:type="spellStart"/>
+      <w:r>
+        <w:rPr>
+          <w:lang w:eastAsia="zh-CN"/>
+        </w:rPr>
+        <w:t>BibTeX</w:t>
+      </w:r>
+      <w:proofErr w:type="spellEnd"/>
+      <w:r>
+        <w:rPr>
+          <w:lang w:eastAsia="zh-CN"/>
+        </w:rPr>
+        <w:t xml:space="preserve">/RIS </w:t>
+      </w:r>
+      <w:r>
+        <w:rPr>
+          <w:lang w:eastAsia="zh-CN"/>
+        </w:rPr>
+        <w:t>导出。</w:t>
       </w:r>
     </w:p>
     <w:p>
       <w:pPr>
         <w:numPr>
           <w:ilvl w:val="0"/>
-          <w:numId w:val="15"/>
+          <w:numId w:val="16"/>
         </w:numPr>
-        <w:spacing w:before="100" w:beforeAutospacing="1" w:after="100" w:afterAutospacing="1"/>
-        <w:rPr>
-          <w:lang w:eastAsia="zh-CN"/>
-        </w:rPr>
-      </w:pPr>
-      <w:r>
-        <w:rPr>
-          <w:rStyle w:val="af8"/>
-          <w:lang w:eastAsia="zh-CN"/>
-        </w:rPr>
-        <w:t>自动化</w:t>
-      </w:r>
-      <w:r>
-        <w:rPr>
-          <w:rStyle w:val="af8"/>
+        <w:spacing w:line="240" w:lineRule="auto"/>
+        <w:rPr>
+          <w:lang w:eastAsia="zh-CN"/>
+        </w:rPr>
+      </w:pPr>
+      <w:r>
+        <w:rPr>
+          <w:lang w:eastAsia="zh-CN"/>
+        </w:rPr>
+        <w:t>针对官方</w:t>
+      </w:r>
+      <w:r>
+        <w:rPr>
+          <w:lang w:eastAsia="zh-CN"/>
+        </w:rPr>
+        <w:t xml:space="preserve"> API </w:t>
+      </w:r>
+      <w:r>
+        <w:rPr>
+          <w:lang w:eastAsia="zh-CN"/>
+        </w:rPr>
+        <w:t>受</w:t>
+      </w:r>
+      <w:r>
+        <w:rPr>
+          <w:lang w:eastAsia="zh-CN"/>
+        </w:rPr>
+        <w:t xml:space="preserve"> CDN </w:t>
+      </w:r>
+      <w:r>
+        <w:rPr>
+          <w:lang w:eastAsia="zh-CN"/>
+        </w:rPr>
+        <w:t>限制的问题，自研</w:t>
+      </w:r>
+      <w:r>
+        <w:rPr>
           <w:lang w:eastAsia="zh-CN"/>
         </w:rPr>
         <w:t xml:space="preserve"> </w:t>
@@ -1474,7 +1773,6 @@
       <w:proofErr w:type="spellStart"/>
       <w:r>
         <w:rPr>
-          <w:rStyle w:val="af8"/>
           <w:lang w:eastAsia="zh-CN"/>
         </w:rPr>
         <w:t>arXiv</w:t>
@@ -1482,344 +1780,247 @@
       <w:proofErr w:type="spellEnd"/>
       <w:r>
         <w:rPr>
-          <w:rStyle w:val="af8"/>
-          <w:lang w:eastAsia="zh-CN"/>
-        </w:rPr>
-        <w:t xml:space="preserve"> </w:t>
-      </w:r>
-      <w:r>
-        <w:rPr>
-          <w:rStyle w:val="af8"/>
-          <w:lang w:eastAsia="zh-CN"/>
-        </w:rPr>
-        <w:t>流水线</w:t>
-      </w:r>
-      <w:r>
-        <w:rPr>
-          <w:lang w:eastAsia="zh-CN"/>
-        </w:rPr>
-        <w:t>：通过</w:t>
-      </w:r>
-      <w:r>
-        <w:rPr>
-          <w:lang w:eastAsia="zh-CN"/>
-        </w:rPr>
-        <w:t xml:space="preserve"> Windows </w:t>
-      </w:r>
-      <w:r>
-        <w:rPr>
-          <w:lang w:eastAsia="zh-CN"/>
-        </w:rPr>
-        <w:t>任务计划程序每日</w:t>
-      </w:r>
-      <w:r>
-        <w:rPr>
-          <w:lang w:eastAsia="zh-CN"/>
-        </w:rPr>
-        <w:t xml:space="preserve"> 4 </w:t>
-      </w:r>
-      <w:r>
-        <w:rPr>
-          <w:lang w:eastAsia="zh-CN"/>
-        </w:rPr>
-        <w:t>次定时触发，将</w:t>
-      </w:r>
-      <w:r>
-        <w:rPr>
-          <w:lang w:eastAsia="zh-CN"/>
-        </w:rPr>
-        <w:t xml:space="preserve"> API </w:t>
-      </w:r>
-      <w:r>
-        <w:rPr>
-          <w:lang w:eastAsia="zh-CN"/>
-        </w:rPr>
-        <w:t>抓取、</w:t>
-      </w:r>
-      <w:r>
-        <w:rPr>
-          <w:lang w:eastAsia="zh-CN"/>
-        </w:rPr>
-        <w:t xml:space="preserve">PDF </w:t>
-      </w:r>
-      <w:r>
-        <w:rPr>
-          <w:lang w:eastAsia="zh-CN"/>
-        </w:rPr>
-        <w:t>下载、</w:t>
-      </w:r>
-      <w:proofErr w:type="spellStart"/>
-      <w:r>
-        <w:rPr>
-          <w:lang w:eastAsia="zh-CN"/>
-        </w:rPr>
-        <w:t>PyMuPDF</w:t>
-      </w:r>
-      <w:proofErr w:type="spellEnd"/>
-      <w:r>
-        <w:rPr>
-          <w:lang w:eastAsia="zh-CN"/>
-        </w:rPr>
-        <w:t xml:space="preserve"> </w:t>
-      </w:r>
-      <w:r>
-        <w:rPr>
-          <w:lang w:eastAsia="zh-CN"/>
-        </w:rPr>
-        <w:t>文字</w:t>
-      </w:r>
-      <w:r>
-        <w:rPr>
-          <w:lang w:eastAsia="zh-CN"/>
-        </w:rPr>
-        <w:t>/</w:t>
-      </w:r>
-      <w:r>
-        <w:rPr>
-          <w:lang w:eastAsia="zh-CN"/>
-        </w:rPr>
-        <w:t>图表提取、</w:t>
-      </w:r>
-      <w:r>
-        <w:rPr>
-          <w:lang w:eastAsia="zh-CN"/>
-        </w:rPr>
-        <w:t xml:space="preserve">LLM </w:t>
-      </w:r>
-      <w:r>
-        <w:rPr>
-          <w:lang w:eastAsia="zh-CN"/>
-        </w:rPr>
-        <w:t>分析整合为一条无人值守的完整链路</w:t>
+          <w:lang w:eastAsia="zh-CN"/>
+        </w:rPr>
+        <w:t xml:space="preserve"> HTML </w:t>
+      </w:r>
+      <w:r>
+        <w:rPr>
+          <w:lang w:eastAsia="zh-CN"/>
+        </w:rPr>
+        <w:t>爬虫，并设计自适应日期回溯、失败重试、降级抓取、单实例锁、监控兜底及自动备份机制，使生产环境抓取成功率超过</w:t>
+      </w:r>
+      <w:r>
+        <w:rPr>
+          <w:lang w:eastAsia="zh-CN"/>
+        </w:rPr>
+        <w:t xml:space="preserve"> 99%</w:t>
+      </w:r>
+      <w:r>
+        <w:rPr>
+          <w:lang w:eastAsia="zh-CN"/>
+        </w:rPr>
+        <w:t>。</w:t>
       </w:r>
     </w:p>
     <w:p>
       <w:pPr>
         <w:numPr>
           <w:ilvl w:val="0"/>
-          <w:numId w:val="15"/>
+          <w:numId w:val="16"/>
         </w:numPr>
-        <w:spacing w:before="100" w:beforeAutospacing="1" w:after="100" w:afterAutospacing="1"/>
-        <w:rPr>
-          <w:lang w:eastAsia="zh-CN"/>
-        </w:rPr>
-      </w:pPr>
-      <w:r>
-        <w:rPr>
-          <w:rStyle w:val="af8"/>
-          <w:lang w:eastAsia="zh-CN"/>
-        </w:rPr>
-        <w:t xml:space="preserve">AI </w:t>
-      </w:r>
-      <w:r>
-        <w:rPr>
-          <w:rStyle w:val="af8"/>
-          <w:lang w:eastAsia="zh-CN"/>
-        </w:rPr>
-        <w:t>阅读引擎</w:t>
-      </w:r>
-      <w:r>
-        <w:rPr>
-          <w:lang w:eastAsia="zh-CN"/>
-        </w:rPr>
-        <w:t>：基于</w:t>
-      </w:r>
-      <w:r>
-        <w:rPr>
-          <w:lang w:eastAsia="zh-CN"/>
-        </w:rPr>
-        <w:t xml:space="preserve"> </w:t>
-      </w:r>
-      <w:proofErr w:type="spellStart"/>
-      <w:r>
-        <w:rPr>
-          <w:lang w:eastAsia="zh-CN"/>
-        </w:rPr>
-        <w:t>DeepSeek</w:t>
-      </w:r>
-      <w:proofErr w:type="spellEnd"/>
-      <w:r>
-        <w:rPr>
-          <w:lang w:eastAsia="zh-CN"/>
-        </w:rPr>
-        <w:t xml:space="preserve"> API</w:t>
-      </w:r>
-      <w:r>
-        <w:rPr>
-          <w:lang w:eastAsia="zh-CN"/>
-        </w:rPr>
-        <w:t>，每篇论文生成结构化解读（核心问题、方法创新、关键结果、局限性、价值评分），支持</w:t>
-      </w:r>
-      <w:r>
-        <w:rPr>
-          <w:rFonts w:hint="eastAsia"/>
-          <w:lang w:eastAsia="zh-CN"/>
-        </w:rPr>
-        <w:t>和</w:t>
-      </w:r>
-      <w:r>
-        <w:rPr>
-          <w:rFonts w:hint="eastAsia"/>
-          <w:lang w:eastAsia="zh-CN"/>
-        </w:rPr>
-        <w:t>A</w:t>
-      </w:r>
-      <w:r>
-        <w:rPr>
-          <w:lang w:eastAsia="zh-CN"/>
-        </w:rPr>
-        <w:t>I</w:t>
-      </w:r>
-      <w:r>
-        <w:rPr>
-          <w:lang w:eastAsia="zh-CN"/>
-        </w:rPr>
-        <w:t>追问式交互问答与深度分析</w:t>
+        <w:spacing w:line="240" w:lineRule="auto"/>
+        <w:rPr>
+          <w:lang w:eastAsia="zh-CN"/>
+        </w:rPr>
+      </w:pPr>
+      <w:r>
+        <w:rPr>
+          <w:lang w:eastAsia="zh-CN"/>
+        </w:rPr>
+        <w:t>解决科学论文图注与正文图片引用的误判问题，设计多层规则过滤和历史数据重解析工具；在</w:t>
+      </w:r>
+      <w:r>
+        <w:rPr>
+          <w:lang w:eastAsia="zh-CN"/>
+        </w:rPr>
+        <w:t xml:space="preserve"> 142 </w:t>
+      </w:r>
+      <w:r>
+        <w:rPr>
+          <w:lang w:eastAsia="zh-CN"/>
+        </w:rPr>
+        <w:t>篇</w:t>
+      </w:r>
+      <w:r>
+        <w:rPr>
+          <w:lang w:eastAsia="zh-CN"/>
+        </w:rPr>
+        <w:t xml:space="preserve"> PDF </w:t>
+      </w:r>
+      <w:r>
+        <w:rPr>
+          <w:lang w:eastAsia="zh-CN"/>
+        </w:rPr>
+        <w:t>的针对性回归测试中实现</w:t>
+      </w:r>
+      <w:r>
+        <w:rPr>
+          <w:lang w:eastAsia="zh-CN"/>
+        </w:rPr>
+        <w:t xml:space="preserve"> 0 </w:t>
+      </w:r>
+      <w:r>
+        <w:rPr>
+          <w:lang w:eastAsia="zh-CN"/>
+        </w:rPr>
+        <w:t>误判，修复</w:t>
+      </w:r>
+      <w:r>
+        <w:rPr>
+          <w:lang w:eastAsia="zh-CN"/>
+        </w:rPr>
+        <w:t xml:space="preserve"> 544 </w:t>
+      </w:r>
+      <w:r>
+        <w:rPr>
+          <w:lang w:eastAsia="zh-CN"/>
+        </w:rPr>
+        <w:t>条损坏记录并清理</w:t>
+      </w:r>
+      <w:r>
+        <w:rPr>
+          <w:lang w:eastAsia="zh-CN"/>
+        </w:rPr>
+        <w:t xml:space="preserve"> 820 </w:t>
+      </w:r>
+      <w:r>
+        <w:rPr>
+          <w:lang w:eastAsia="zh-CN"/>
+        </w:rPr>
+        <w:t>个孤立图像文件。</w:t>
       </w:r>
     </w:p>
     <w:p>
       <w:pPr>
         <w:numPr>
           <w:ilvl w:val="0"/>
-          <w:numId w:val="15"/>
+          <w:numId w:val="16"/>
         </w:numPr>
-        <w:spacing w:before="100" w:beforeAutospacing="1" w:after="100" w:afterAutospacing="1"/>
-        <w:rPr>
-          <w:lang w:eastAsia="zh-CN"/>
-        </w:rPr>
-      </w:pPr>
-      <w:proofErr w:type="spellStart"/>
-      <w:r>
-        <w:rPr>
-          <w:rStyle w:val="af8"/>
-          <w:lang w:eastAsia="zh-CN"/>
-        </w:rPr>
-        <w:t>BibTeX</w:t>
-      </w:r>
-      <w:proofErr w:type="spellEnd"/>
-      <w:r>
-        <w:rPr>
-          <w:rStyle w:val="af8"/>
-          <w:lang w:eastAsia="zh-CN"/>
-        </w:rPr>
-        <w:t xml:space="preserve">/RIS </w:t>
-      </w:r>
-      <w:r>
-        <w:rPr>
-          <w:rStyle w:val="af8"/>
-          <w:lang w:eastAsia="zh-CN"/>
-        </w:rPr>
-        <w:t>导出</w:t>
-      </w:r>
-      <w:r>
-        <w:rPr>
-          <w:lang w:eastAsia="zh-CN"/>
-        </w:rPr>
-        <w:t>：兼容</w:t>
-      </w:r>
-      <w:r>
-        <w:rPr>
-          <w:lang w:eastAsia="zh-CN"/>
-        </w:rPr>
-        <w:t xml:space="preserve"> Zotero </w:t>
-      </w:r>
-      <w:r>
-        <w:rPr>
-          <w:lang w:eastAsia="zh-CN"/>
-        </w:rPr>
-        <w:t>格式，支持单篇与批量导出，自动处理作者名格式转换与特殊字符转义</w:t>
+        <w:spacing w:line="240" w:lineRule="auto"/>
+        <w:rPr>
+          <w:lang w:eastAsia="zh-CN"/>
+        </w:rPr>
+      </w:pPr>
+      <w:r>
+        <w:rPr>
+          <w:lang w:eastAsia="zh-CN"/>
+        </w:rPr>
+        <w:t>轻量化部署：基于</w:t>
+      </w:r>
+      <w:r>
+        <w:rPr>
+          <w:lang w:eastAsia="zh-CN"/>
+        </w:rPr>
+        <w:t xml:space="preserve"> SQLite</w:t>
+      </w:r>
+      <w:r>
+        <w:rPr>
+          <w:lang w:eastAsia="zh-CN"/>
+        </w:rPr>
+        <w:t>，无需部署额外数据库或中间件；开发与生产环境分离，保证线上服务稳定运行。</w:t>
       </w:r>
     </w:p>
     <w:p>
       <w:pPr>
         <w:numPr>
           <w:ilvl w:val="0"/>
-          <w:numId w:val="15"/>
+          <w:numId w:val="16"/>
         </w:numPr>
-        <w:spacing w:before="100" w:beforeAutospacing="1" w:after="100" w:afterAutospacing="1"/>
-        <w:rPr>
-          <w:lang w:eastAsia="zh-CN"/>
-        </w:rPr>
-      </w:pPr>
-      <w:r>
-        <w:rPr>
-          <w:rStyle w:val="af8"/>
-          <w:lang w:eastAsia="zh-CN"/>
-        </w:rPr>
-        <w:lastRenderedPageBreak/>
-        <w:t>开发</w:t>
-      </w:r>
-      <w:r>
-        <w:rPr>
-          <w:rStyle w:val="af8"/>
-          <w:lang w:eastAsia="zh-CN"/>
-        </w:rPr>
-        <w:t>/</w:t>
-      </w:r>
-      <w:r>
-        <w:rPr>
-          <w:rStyle w:val="af8"/>
-          <w:lang w:eastAsia="zh-CN"/>
-        </w:rPr>
-        <w:t>生产环境分离</w:t>
-      </w:r>
-      <w:r>
-        <w:rPr>
-          <w:lang w:eastAsia="zh-CN"/>
-        </w:rPr>
-        <w:t>：双数据库独立运行，同步脚本确保迭代安全，新功能开发</w:t>
-      </w:r>
-      <w:proofErr w:type="gramStart"/>
-      <w:r>
-        <w:rPr>
-          <w:lang w:eastAsia="zh-CN"/>
-        </w:rPr>
-        <w:t>不</w:t>
-      </w:r>
-      <w:proofErr w:type="gramEnd"/>
-      <w:r>
-        <w:rPr>
-          <w:lang w:eastAsia="zh-CN"/>
-        </w:rPr>
-        <w:t>影响线上服务</w:t>
+        <w:spacing w:line="240" w:lineRule="auto"/>
+        <w:rPr>
+          <w:lang w:eastAsia="zh-CN"/>
+        </w:rPr>
+      </w:pPr>
+      <w:r>
+        <w:rPr>
+          <w:lang w:eastAsia="zh-CN"/>
+        </w:rPr>
+        <w:t>截至</w:t>
+      </w:r>
+      <w:r>
+        <w:rPr>
+          <w:lang w:eastAsia="zh-CN"/>
+        </w:rPr>
+        <w:t xml:space="preserve"> 2026 </w:t>
+      </w:r>
+      <w:r>
+        <w:rPr>
+          <w:lang w:eastAsia="zh-CN"/>
+        </w:rPr>
+        <w:t>年</w:t>
+      </w:r>
+      <w:r>
+        <w:rPr>
+          <w:lang w:eastAsia="zh-CN"/>
+        </w:rPr>
+        <w:t xml:space="preserve"> 8 </w:t>
+      </w:r>
+      <w:r>
+        <w:rPr>
+          <w:lang w:eastAsia="zh-CN"/>
+        </w:rPr>
+        <w:t>月，平台已处理</w:t>
+      </w:r>
+      <w:r>
+        <w:rPr>
+          <w:lang w:eastAsia="zh-CN"/>
+        </w:rPr>
+        <w:t xml:space="preserve"> 358 </w:t>
+      </w:r>
+      <w:r>
+        <w:rPr>
+          <w:lang w:eastAsia="zh-CN"/>
+        </w:rPr>
+        <w:t>篇论文、提取</w:t>
+      </w:r>
+      <w:r>
+        <w:rPr>
+          <w:lang w:eastAsia="zh-CN"/>
+        </w:rPr>
+        <w:t xml:space="preserve"> 3,814 </w:t>
+      </w:r>
+      <w:r>
+        <w:rPr>
+          <w:lang w:eastAsia="zh-CN"/>
+        </w:rPr>
+        <w:t>张图表、生成</w:t>
+      </w:r>
+      <w:r>
+        <w:rPr>
+          <w:lang w:eastAsia="zh-CN"/>
+        </w:rPr>
+        <w:t xml:space="preserve"> 358 </w:t>
+      </w:r>
+      <w:r>
+        <w:rPr>
+          <w:lang w:eastAsia="zh-CN"/>
+        </w:rPr>
+        <w:t>条</w:t>
+      </w:r>
+      <w:r>
+        <w:rPr>
+          <w:lang w:eastAsia="zh-CN"/>
+        </w:rPr>
+        <w:t xml:space="preserve"> AI </w:t>
+      </w:r>
+      <w:r>
+        <w:rPr>
+          <w:lang w:eastAsia="zh-CN"/>
+        </w:rPr>
+        <w:t>结构化摘要，并服务</w:t>
+      </w:r>
+      <w:r>
+        <w:rPr>
+          <w:rFonts w:hint="eastAsia"/>
+          <w:lang w:eastAsia="zh-CN"/>
+        </w:rPr>
+        <w:t>数十</w:t>
+      </w:r>
+      <w:r>
+        <w:rPr>
+          <w:lang w:eastAsia="zh-CN"/>
+        </w:rPr>
+        <w:t>名注册用户。</w:t>
       </w:r>
     </w:p>
     <w:p>
       <w:pPr>
-        <w:numPr>
-          <w:ilvl w:val="0"/>
-          <w:numId w:val="15"/>
-        </w:numPr>
-        <w:spacing w:before="100" w:beforeAutospacing="1" w:after="100" w:afterAutospacing="1"/>
-        <w:rPr>
-          <w:lang w:eastAsia="zh-CN"/>
-        </w:rPr>
-      </w:pPr>
-      <w:r>
-        <w:rPr>
-          <w:rStyle w:val="af8"/>
-          <w:lang w:eastAsia="zh-CN"/>
-        </w:rPr>
-        <w:t>零外部依赖部署</w:t>
-      </w:r>
-      <w:r>
-        <w:rPr>
-          <w:lang w:eastAsia="zh-CN"/>
-        </w:rPr>
-        <w:t>：除</w:t>
-      </w:r>
-      <w:r>
-        <w:rPr>
-          <w:lang w:eastAsia="zh-CN"/>
-        </w:rPr>
-        <w:t xml:space="preserve"> Python </w:t>
-      </w:r>
-      <w:r>
-        <w:rPr>
-          <w:lang w:eastAsia="zh-CN"/>
-        </w:rPr>
-        <w:t>和浏览器外无需任何中间件，单开发者即可完成维护和扩展</w:t>
-      </w:r>
+        <w:spacing w:line="240" w:lineRule="auto"/>
+        <w:rPr>
+          <w:lang w:eastAsia="zh-CN"/>
+        </w:rPr>
+      </w:pPr>
     </w:p>
     <w:p>
       <w:pPr>
@@ -1855,8 +2056,16 @@
         <w:rPr>
           <w:lang w:eastAsia="zh-CN"/>
         </w:rPr>
-        <w:t>PHYSICAL REVIEW X 16, 011053 (2026)</w:t>
-      </w:r>
+        <w:t xml:space="preserve">PHYSICAL REVIEW X 16, 011053 </w:t>
+      </w:r>
+      <w:proofErr w:type="gramStart"/>
+      <w:r>
+        <w:rPr>
+          <w:lang w:eastAsia="zh-CN"/>
+        </w:rPr>
+        <w:t>(2026)</w:t>
+      </w:r>
+      <w:proofErr w:type="gramEnd"/>
       <w:r>
         <w:rPr>
           <w:lang w:eastAsia="zh-CN"/>
@@ -1868,15 +2077,45 @@
           <w:rFonts w:hint="eastAsia"/>
           <w:lang w:eastAsia="zh-CN"/>
         </w:rPr>
-        <w:t>共同第一作者</w:t>
+        <w:t>物理学顶刊，一区</w:t>
       </w:r>
       <w:r>
         <w:rPr>
           <w:rFonts w:hint="eastAsia"/>
           <w:lang w:eastAsia="zh-CN"/>
         </w:rPr>
+        <w:t>top</w:t>
+      </w:r>
+      <w:r>
+        <w:rPr>
+          <w:rFonts w:hint="eastAsia"/>
+          <w:lang w:eastAsia="zh-CN"/>
+        </w:rPr>
+        <w:t>，</w:t>
+      </w:r>
+      <w:r>
+        <w:rPr>
+          <w:rFonts w:hint="eastAsia"/>
+          <w:lang w:eastAsia="zh-CN"/>
+        </w:rPr>
+        <w:t>共同第一</w:t>
+      </w:r>
+      <w:proofErr w:type="gramStart"/>
+      <w:r>
+        <w:rPr>
+          <w:rFonts w:hint="eastAsia"/>
+          <w:lang w:eastAsia="zh-CN"/>
+        </w:rPr>
+        <w:t>作者</w:t>
+      </w:r>
+      <w:r>
+        <w:rPr>
+          <w:rFonts w:hint="eastAsia"/>
+          <w:lang w:eastAsia="zh-CN"/>
+        </w:rPr>
         <w:t>)</w:t>
       </w:r>
+      <w:proofErr w:type="gramEnd"/>
     </w:p>
     <w:p>
       <w:pPr>
@@ -1889,8 +2128,16 @@
         <w:rPr>
           <w:lang w:eastAsia="zh-CN"/>
         </w:rPr>
-        <w:t>PHYSICAL REVIEW B 113, 054527 (2026)</w:t>
-      </w:r>
+        <w:t xml:space="preserve">PHYSICAL REVIEW B 113, 054527 </w:t>
+      </w:r>
+      <w:proofErr w:type="gramStart"/>
+      <w:r>
+        <w:rPr>
+          <w:lang w:eastAsia="zh-CN"/>
+        </w:rPr>
+        <w:t>(2026)</w:t>
+      </w:r>
+      <w:proofErr w:type="gramEnd"/>
       <w:r>
         <w:rPr>
           <w:lang w:eastAsia="zh-CN"/>
@@ -1909,15 +2156,45 @@
           <w:rFonts w:hint="eastAsia"/>
           <w:lang w:eastAsia="zh-CN"/>
         </w:rPr>
-        <w:t>第一作者</w:t>
+        <w:t>二区</w:t>
       </w:r>
       <w:r>
         <w:rPr>
           <w:rFonts w:hint="eastAsia"/>
           <w:lang w:eastAsia="zh-CN"/>
         </w:rPr>
+        <w:t>top</w:t>
+      </w:r>
+      <w:r>
+        <w:rPr>
+          <w:rFonts w:hint="eastAsia"/>
+          <w:lang w:eastAsia="zh-CN"/>
+        </w:rPr>
+        <w:t>，</w:t>
+      </w:r>
+      <w:r>
+        <w:rPr>
+          <w:rFonts w:hint="eastAsia"/>
+          <w:lang w:eastAsia="zh-CN"/>
+        </w:rPr>
+        <w:t>第一</w:t>
+      </w:r>
+      <w:proofErr w:type="gramStart"/>
+      <w:r>
+        <w:rPr>
+          <w:rFonts w:hint="eastAsia"/>
+          <w:lang w:eastAsia="zh-CN"/>
+        </w:rPr>
+        <w:t>作者</w:t>
+      </w:r>
+      <w:r>
+        <w:rPr>
+          <w:rFonts w:hint="eastAsia"/>
+          <w:lang w:eastAsia="zh-CN"/>
+        </w:rPr>
         <w:t>)</w:t>
       </w:r>
+      <w:proofErr w:type="gramEnd"/>
     </w:p>
     <w:p>
       <w:pPr>
@@ -1946,6 +2223,7 @@
         </w:rPr>
         <w:t xml:space="preserve">. Matter 37, 215001 (2025). </w:t>
       </w:r>
+      <w:proofErr w:type="gramStart"/>
       <w:r>
         <w:rPr>
           <w:rFonts w:hint="eastAsia"/>
@@ -1958,15 +2236,32 @@
           <w:rFonts w:hint="eastAsia"/>
           <w:lang w:eastAsia="zh-CN"/>
         </w:rPr>
-        <w:t>共同第一作者</w:t>
-      </w:r>
+        <w:t>共同</w:t>
+      </w:r>
+      <w:proofErr w:type="gramEnd"/>
       <w:r>
         <w:rPr>
           <w:rFonts w:hint="eastAsia"/>
           <w:lang w:eastAsia="zh-CN"/>
         </w:rPr>
+        <w:t>第一</w:t>
+      </w:r>
+      <w:proofErr w:type="gramStart"/>
+      <w:r>
+        <w:rPr>
+          <w:rFonts w:hint="eastAsia"/>
+          <w:lang w:eastAsia="zh-CN"/>
+        </w:rPr>
+        <w:t>作者</w:t>
+      </w:r>
+      <w:r>
+        <w:rPr>
+          <w:rFonts w:hint="eastAsia"/>
+          <w:lang w:eastAsia="zh-CN"/>
+        </w:rPr>
         <w:t>)</w:t>
       </w:r>
+      <w:proofErr w:type="gramEnd"/>
     </w:p>
     <w:p>
       <w:pPr>
@@ -2061,6 +2356,7 @@
         </w:rPr>
         <w:t xml:space="preserve"> </w:t>
       </w:r>
+      <w:proofErr w:type="gramStart"/>
       <w:r>
         <w:rPr>
           <w:rFonts w:hint="eastAsia"/>
@@ -2094,6 +2390,7 @@
         </w:rPr>
         <w:t>)</w:t>
       </w:r>
+      <w:proofErr w:type="gramEnd"/>
       <w:r>
         <w:rPr>
           <w:rFonts w:hint="eastAsia"/>
@@ -2115,6 +2412,7 @@
         </w:rPr>
         <w:t xml:space="preserve"> </w:t>
       </w:r>
+      <w:proofErr w:type="gramStart"/>
       <w:r>
         <w:rPr>
           <w:rFonts w:hint="eastAsia"/>
@@ -2141,6 +2439,7 @@
         </w:rPr>
         <w:t>)</w:t>
       </w:r>
+      <w:proofErr w:type="gramEnd"/>
       <w:r>
         <w:rPr>
           <w:rFonts w:hint="eastAsia"/>
@@ -2154,35 +2453,35 @@
         </w:rPr>
         <w:t>学术（实践）创新</w:t>
       </w:r>
+      <w:r>
+        <w:rPr>
+          <w:rFonts w:hint="eastAsia"/>
+          <w:lang w:eastAsia="zh-CN"/>
+        </w:rPr>
+        <w:t>能力奖</w:t>
+      </w:r>
+      <w:r>
+        <w:rPr>
+          <w:rFonts w:hint="eastAsia"/>
+          <w:lang w:eastAsia="zh-CN"/>
+        </w:rPr>
+        <w:t xml:space="preserve"> </w:t>
+      </w:r>
       <w:proofErr w:type="gramStart"/>
       <w:r>
         <w:rPr>
           <w:rFonts w:hint="eastAsia"/>
           <w:lang w:eastAsia="zh-CN"/>
         </w:rPr>
-        <w:t>能力奖</w:t>
+        <w:t>(</w:t>
+      </w:r>
+      <w:r>
+        <w:rPr>
+          <w:lang w:eastAsia="zh-CN"/>
+        </w:rPr>
+        <w:t>2023)</w:t>
       </w:r>
       <w:proofErr w:type="gramEnd"/>
-      <w:r>
-        <w:rPr>
-          <w:rFonts w:hint="eastAsia"/>
-          <w:lang w:eastAsia="zh-CN"/>
-        </w:rPr>
-        <w:t xml:space="preserve"> </w:t>
-      </w:r>
-      <w:r>
-        <w:rPr>
-          <w:rFonts w:hint="eastAsia"/>
-          <w:lang w:eastAsia="zh-CN"/>
-        </w:rPr>
-        <w:t>(</w:t>
-      </w:r>
-      <w:r>
-        <w:rPr>
-          <w:lang w:eastAsia="zh-CN"/>
-        </w:rPr>
-        <w:t>2023)</w:t>
-      </w:r>
     </w:p>
     <w:p>
       <w:pPr>
@@ -2418,6 +2717,13 @@
       </w:r>
       <w:r>
         <w:rPr>
+          <w:rFonts w:hint="eastAsia"/>
+          <w:lang w:eastAsia="zh-CN"/>
+        </w:rPr>
+        <w:t xml:space="preserve"> </w:t>
+      </w:r>
+      <w:r>
+        <w:rPr>
           <w:lang w:eastAsia="zh-CN"/>
         </w:rPr>
         <w:t xml:space="preserve">MBE </w:t>
@@ -2524,6 +2830,21 @@
       </w:r>
       <w:r>
         <w:rPr>
+          <w:rFonts w:ascii="宋体" w:hAnsi="宋体" w:cs="宋体" w:hint="eastAsia"/>
+          <w:sz w:val="24"/>
+          <w:szCs w:val="24"/>
+          <w:lang w:eastAsia="zh-CN"/>
+        </w:rPr>
+        <w:t>、</w:t>
+      </w:r>
+      <w:r>
+        <w:rPr>
+          <w:lang w:eastAsia="zh-CN"/>
+        </w:rPr>
+        <w:t>SUST</w:t>
+      </w:r>
+      <w:r>
+        <w:rPr>
           <w:rFonts w:hint="eastAsia"/>
           <w:lang w:eastAsia="zh-CN"/>
         </w:rPr>
@@ -2534,87 +2855,82 @@
       <w:pPr>
         <w:spacing w:line="192" w:lineRule="auto"/>
         <w:rPr>
+          <w:lang w:eastAsia="zh-CN"/>
+        </w:rPr>
+      </w:pPr>
+      <w:r>
+        <w:rPr>
+          <w:lang w:eastAsia="zh-CN"/>
+        </w:rPr>
+        <w:t xml:space="preserve">• </w:t>
+      </w:r>
+      <w:r>
+        <w:rPr>
           <w:rFonts w:hint="eastAsia"/>
           <w:lang w:eastAsia="zh-CN"/>
         </w:rPr>
-      </w:pPr>
-      <w:r>
-        <w:rPr>
-          <w:lang w:eastAsia="zh-CN"/>
-        </w:rPr>
-        <w:t>•</w:t>
-      </w:r>
-      <w:r>
-        <w:rPr>
-          <w:lang w:eastAsia="zh-CN"/>
-        </w:rPr>
-        <w:t xml:space="preserve"> </w:t>
+        <w:t>利用</w:t>
       </w:r>
       <w:r>
         <w:rPr>
           <w:rFonts w:hint="eastAsia"/>
           <w:lang w:eastAsia="zh-CN"/>
         </w:rPr>
-        <w:t>利用</w:t>
+        <w:t>A</w:t>
+      </w:r>
+      <w:r>
+        <w:rPr>
+          <w:lang w:eastAsia="zh-CN"/>
+        </w:rPr>
+        <w:t xml:space="preserve">I </w:t>
       </w:r>
       <w:r>
         <w:rPr>
           <w:rFonts w:hint="eastAsia"/>
           <w:lang w:eastAsia="zh-CN"/>
         </w:rPr>
-        <w:t>A</w:t>
-      </w:r>
-      <w:r>
-        <w:rPr>
-          <w:lang w:eastAsia="zh-CN"/>
-        </w:rPr>
-        <w:t xml:space="preserve">I </w:t>
+        <w:t>agent</w:t>
       </w:r>
       <w:r>
         <w:rPr>
           <w:rFonts w:hint="eastAsia"/>
           <w:lang w:eastAsia="zh-CN"/>
         </w:rPr>
-        <w:t>agent</w:t>
+        <w:t>进行</w:t>
       </w:r>
       <w:r>
         <w:rPr>
           <w:rFonts w:hint="eastAsia"/>
           <w:lang w:eastAsia="zh-CN"/>
         </w:rPr>
-        <w:t>进行网页和软件开发</w:t>
+        <w:t>设备自动化改造，</w:t>
       </w:r>
       <w:r>
         <w:rPr>
           <w:rFonts w:hint="eastAsia"/>
           <w:lang w:eastAsia="zh-CN"/>
         </w:rPr>
-        <w:t>，已为课题组开发专用</w:t>
-      </w:r>
-      <w:r>
-        <w:rPr>
-          <w:lang w:eastAsia="zh-CN"/>
-        </w:rPr>
-        <w:t>文献</w:t>
-      </w:r>
-      <w:r>
-        <w:rPr>
-          <w:lang w:eastAsia="zh-CN"/>
-        </w:rPr>
-        <w:t>AI</w:t>
-      </w:r>
-      <w:r>
-        <w:rPr>
-          <w:lang w:eastAsia="zh-CN"/>
-        </w:rPr>
-        <w:t>助手</w:t>
+        <w:t>网页</w:t>
+      </w:r>
+      <w:r>
+        <w:rPr>
+          <w:rFonts w:hint="eastAsia"/>
+          <w:lang w:eastAsia="zh-CN"/>
+        </w:rPr>
+        <w:t>/</w:t>
+      </w:r>
+      <w:r>
+        <w:rPr>
+          <w:rFonts w:hint="eastAsia"/>
+          <w:lang w:eastAsia="zh-CN"/>
+        </w:rPr>
+        <w:t>软件开发</w:t>
       </w:r>
     </w:p>
     <w:p>
       <w:pPr>
         <w:spacing w:line="192" w:lineRule="auto"/>
         <w:rPr>
-          <w:rFonts w:hint="eastAsia"/>
           <w:lang w:eastAsia="zh-CN"/>
         </w:rPr>
       </w:pPr>
@@ -2629,8 +2945,58 @@
 </w:document>
 </file>
 
+<file path=word/endnotes.xml><?xml version="1.0" encoding="utf-8"?>
+<w:endnotes xmlns:wpc="http://schemas.microsoft.com/office/word/2010/wordprocessingCanvas" xmlns:cx="http://schemas.microsoft.com/office/drawing/2014/chartex" xmlns:cx1="http://schemas.microsoft.com/office/drawing/2015/9/8/chartex" xmlns:cx2="http://schemas.microsoft.com/office/drawing/2015/10/21/chartex" xmlns:cx3="http://schemas.microsoft.com/office/drawing/2016/5/9/chartex" xmlns:cx4="http://schemas.microsoft.com/office/drawing/2016/5/10/chartex" xmlns:cx5="http://schemas.microsoft.com/office/drawing/2016/5/11/chartex" xmlns:cx6="http://schemas.microsoft.com/office/drawing/2016/5/12/chartex" xmlns:cx7="http://schemas.microsoft.com/office/drawing/2016/5/13/chartex" xmlns:cx8="http://schemas.microsoft.com/office/drawing/2016/5/14/chartex" xmlns:mc="http://schemas.openxmlformats.org/markup-compatibility/2006" xmlns:aink="http://schemas.microsoft.com/office/drawing/2016/ink" xmlns:am3d="http://schemas.microsoft.com/office/drawing/2017/model3d" xmlns:o="urn:schemas-microsoft-com:office:office" xmlns:oel="http://schemas.microsoft.com/office/2019/extlst" xmlns:r="http://schemas.openxmlformats.org/officeDocument/2006/relationships" xmlns:m="http://schemas.openxmlformats.org/officeDocument/2006/math" xmlns:v="urn:schemas-microsoft-com:vml" xmlns:wp14="http://schemas.microsoft.com/office/word/2010/wordprocessingDrawing" xmlns:wp="http://schemas.openxmlformats.org/drawingml/2006/wordprocessingDrawing" xmlns:w10="urn:schemas-microsoft-com:office:word" xmlns:w="http://schemas.openxmlformats.org/wordprocessingml/2006/main" xmlns:w14="http://schemas.microsoft.com/office/word/2010/wordml" xmlns:w15="http://schemas.microsoft.com/office/word/2012/wordml" xmlns:w16cei="http://schemas.microsoft.com/office/word/2026/wordml/cei" xmlns:w16cex="http://schemas.microsoft.com/office/word/2018/wordml/cex" xmlns:w16cid="http://schemas.microsoft.com/office/word/2016/wordml/cid" xmlns:w16="http://schemas.microsoft.com/office/word/2018/wordml" xmlns:w16du="http://schemas.microsoft.com/office/word/2023/wordml/word16du" xmlns:w16sdtdh="http://schemas.microsoft.com/office/word/2020/wordml/sdtdatahash" xmlns:w16sdtfl="http://schemas.microsoft.com/office/word/2024/wordml/sdtformatlock" xmlns:w16se="http://schemas.microsoft.com/office/word/2015/wordml/symex" xmlns:wpg="http://schemas.microsoft.com/office/word/2010/wordprocessingGroup" xmlns:wpi="http://schemas.microsoft.com/office/word/2010/wordprocessingInk" xmlns:wne="http://schemas.microsoft.com/office/word/2006/wordml" xmlns:wps="http://schemas.microsoft.com/office/word/2010/wordprocessingShape" mc:Ignorable="w14 w15 w16se w16cid w16 w16cex w16sdtdh w16sdtfl w16du wp14">
+  <w:endnote w:type="separator" w:id="-1">
+    <w:p>
+      <w:pPr>
+        <w:spacing w:after="0" w:line="240" w:lineRule="auto"/>
+      </w:pPr>
+      <w:r>
+        <w:separator/>
+      </w:r>
+    </w:p>
+  </w:endnote>
+  <w:endnote w:type="continuationSeparator" w:id="0">
+    <w:p>
+      <w:pPr>
+        <w:spacing w:after="0" w:line="240" w:lineRule="auto"/>
+      </w:pPr>
+      <w:r>
+        <w:continuationSeparator/>
+      </w:r>
+    </w:p>
+  </w:endnote>
+</w:endnotes>
+</file>
+
+<file path=word/footnotes.xml><?xml version="1.0" encoding="utf-8"?>
+<w:footnotes xmlns:wpc="http://schemas.microsoft.com/office/word/2010/wordprocessingCanvas" xmlns:cx="http://schemas.microsoft.com/office/drawing/2014/chartex" xmlns:cx1="http://schemas.microsoft.com/office/drawing/2015/9/8/chartex" xmlns:cx2="http://schemas.microsoft.com/office/drawing/2015/10/21/chartex" xmlns:cx3="http://schemas.microsoft.com/office/drawing/2016/5/9/chartex" xmlns:cx4="http://schemas.microsoft.com/office/drawing/2016/5/10/chartex" xmlns:cx5="http://schemas.microsoft.com/office/drawing/2016/5/11/chartex" xmlns:cx6="http://schemas.microsoft.com/office/drawing/2016/5/12/chartex" xmlns:cx7="http://schemas.microsoft.com/office/drawing/2016/5/13/chartex" xmlns:cx8="http://schemas.microsoft.com/office/drawing/2016/5/14/chartex" xmlns:mc="http://schemas.openxmlformats.org/markup-compatibility/2006" xmlns:aink="http://schemas.microsoft.com/office/drawing/2016/ink" xmlns:am3d="http://schemas.microsoft.com/office/drawing/2017/model3d" xmlns:o="urn:schemas-microsoft-com:office:office" xmlns:oel="http://schemas.microsoft.com/office/2019/extlst" xmlns:r="http://schemas.openxmlformats.org/officeDocument/2006/relationships" xmlns:m="http://schemas.openxmlformats.org/officeDocument/2006/math" xmlns:v="urn:schemas-microsoft-com:vml" xmlns:wp14="http://schemas.microsoft.com/office/word/2010/wordprocessingDrawing" xmlns:wp="http://schemas.openxmlformats.org/drawingml/2006/wordprocessingDrawing" xmlns:w10="urn:schemas-microsoft-com:office:word" xmlns:w="http://schemas.openxmlformats.org/wordprocessingml/2006/main" xmlns:w14="http://schemas.microsoft.com/office/word/2010/wordml" xmlns:w15="http://schemas.microsoft.com/office/word/2012/wordml" xmlns:w16cei="http://schemas.microsoft.com/office/word/2026/wordml/cei" xmlns:w16cex="http://schemas.microsoft.com/office/word/2018/wordml/cex" xmlns:w16cid="http://schemas.microsoft.com/office/word/2016/wordml/cid" xmlns:w16="http://schemas.microsoft.com/office/word/2018/wordml" xmlns:w16du="http://schemas.microsoft.com/office/word/2023/wordml/word16du" xmlns:w16sdtdh="http://schemas.microsoft.com/office/word/2020/wordml/sdtdatahash" xmlns:w16sdtfl="http://schemas.microsoft.com/office/word/2024/wordml/sdtformatlock" xmlns:w16se="http://schemas.microsoft.com/office/word/2015/wordml/symex" xmlns:wpg="http://schemas.microsoft.com/office/word/2010/wordprocessingGroup" xmlns:wpi="http://schemas.microsoft.com/office/word/2010/wordprocessingInk" xmlns:wne="http://schemas.microsoft.com/office/word/2006/wordml" xmlns:wps="http://schemas.microsoft.com/office/word/2010/wordprocessingShape" mc:Ignorable="w14 w15 w16se w16cid w16 w16cex w16sdtdh w16sdtfl w16du wp14">
+  <w:footnote w:type="separator" w:id="-1">
+    <w:p>
+      <w:pPr>
+        <w:spacing w:after="0" w:line="240" w:lineRule="auto"/>
+      </w:pPr>
+      <w:r>
+        <w:separator/>
+      </w:r>
+    </w:p>
+  </w:footnote>
+  <w:footnote w:type="continuationSeparator" w:id="0">
+    <w:p>
+      <w:pPr>
+        <w:spacing w:after="0" w:line="240" w:lineRule="auto"/>
+      </w:pPr>
+      <w:r>
+        <w:continuationSeparator/>
+      </w:r>
+    </w:p>
+  </w:footnote>
+</w:footnotes>
+</file>
+
 <file path=word/numbering.xml><?xml version="1.0" encoding="utf-8"?>
-<w:numbering xmlns:wpc="http://schemas.microsoft.com/office/word/2010/wordprocessingCanvas" xmlns:cx="http://schemas.microsoft.com/office/drawing/2014/chartex" xmlns:cx1="http://schemas.microsoft.com/office/drawing/2015/9/8/chartex" xmlns:cx2="http://schemas.microsoft.com/office/drawing/2015/10/21/chartex" xmlns:cx3="http://schemas.microsoft.com/office/drawing/2016/5/9/chartex" xmlns:cx4="http://schemas.microsoft.com/office/drawing/2016/5/10/chartex" xmlns:cx5="http://schemas.microsoft.com/office/drawing/2016/5/11/chartex" xmlns:cx6="http://schemas.microsoft.com/office/drawing/2016/5/12/chartex" xmlns:cx7="http://schemas.microsoft.com/office/drawing/2016/5/13/chartex" xmlns:cx8="http://schemas.microsoft.com/office/drawing/2016/5/14/chartex" xmlns:mc="http://schemas.openxmlformats.org/markup-compatibility/2006" xmlns:aink="http://schemas.microsoft.com/office/drawing/2016/ink" xmlns:am3d="http://schemas.microsoft.com/office/drawing/2017/model3d" xmlns:o="urn:schemas-microsoft-com:office:office" xmlns:r="http://schemas.openxmlformats.org/officeDocument/2006/relationships" xmlns:m="http://schemas.openxmlformats.org/officeDocument/2006/math" xmlns:v="urn:schemas-microsoft-com:vml" xmlns:wp14="http://schemas.microsoft.com/office/word/2010/wordprocessingDrawing" xmlns:wp="http://schemas.openxmlformats.org/drawingml/2006/wordprocessingDrawing" xmlns:w10="urn:schemas-microsoft-com:office:word" xmlns:w="http://schemas.openxmlformats.org/wordprocessingml/2006/main" xmlns:w14="http://schemas.microsoft.com/office/word/2010/wordml" xmlns:w15="http://schemas.microsoft.com/office/word/2012/wordml" xmlns:w16cid="http://schemas.microsoft.com/office/word/2016/wordml/cid" xmlns:w16se="http://schemas.microsoft.com/office/word/2015/wordml/symex" xmlns:wpg="http://schemas.microsoft.com/office/word/2010/wordprocessingGroup" xmlns:wpi="http://schemas.microsoft.com/office/word/2010/wordprocessingInk" xmlns:wne="http://schemas.microsoft.com/office/word/2006/wordml" xmlns:wps="http://schemas.microsoft.com/office/word/2010/wordprocessingShape" mc:Ignorable="w14 w15 w16se w16cid wp14">
+<w:numbering xmlns:wpc="http://schemas.microsoft.com/office/word/2010/wordprocessingCanvas" xmlns:cx="http://schemas.microsoft.com/office/drawing/2014/chartex" xmlns:cx1="http://schemas.microsoft.com/office/drawing/2015/9/8/chartex" xmlns:cx2="http://schemas.microsoft.com/office/drawing/2015/10/21/chartex" xmlns:cx3="http://schemas.microsoft.com/office/drawing/2016/5/9/chartex" xmlns:cx4="http://schemas.microsoft.com/office/drawing/2016/5/10/chartex" xmlns:cx5="http://schemas.microsoft.com/office/drawing/2016/5/11/chartex" xmlns:cx6="http://schemas.microsoft.com/office/drawing/2016/5/12/chartex" xmlns:cx7="http://schemas.microsoft.com/office/drawing/2016/5/13/chartex" xmlns:cx8="http://schemas.microsoft.com/office/drawing/2016/5/14/chartex" xmlns:mc="http://schemas.openxmlformats.org/markup-compatibility/2006" xmlns:aink="http://schemas.microsoft.com/office/drawing/2016/ink" xmlns:am3d="http://schemas.microsoft.com/office/drawing/2017/model3d" xmlns:o="urn:schemas-microsoft-com:office:office" xmlns:oel="http://schemas.microsoft.com/office/2019/extlst" xmlns:r="http://schemas.openxmlformats.org/officeDocument/2006/relationships" xmlns:m="http://schemas.openxmlformats.org/officeDocument/2006/math" xmlns:v="urn:schemas-microsoft-com:vml" xmlns:wp14="http://schemas.microsoft.com/office/word/2010/wordprocessingDrawing" xmlns:wp="http://schemas.openxmlformats.org/drawingml/2006/wordprocessingDrawing" xmlns:w10="urn:schemas-microsoft-com:office:word" xmlns:w="http://schemas.openxmlformats.org/wordprocessingml/2006/main" xmlns:w14="http://schemas.microsoft.com/office/word/2010/wordml" xmlns:w15="http://schemas.microsoft.com/office/word/2012/wordml" xmlns:w16cei="http://schemas.microsoft.com/office/word/2026/wordml/cei" xmlns:w16cex="http://schemas.microsoft.com/office/word/2018/wordml/cex" xmlns:w16cid="http://schemas.microsoft.com/office/word/2016/wordml/cid" xmlns:w16="http://schemas.microsoft.com/office/word/2018/wordml" xmlns:w16du="http://schemas.microsoft.com/office/word/2023/wordml/word16du" xmlns:w16sdtdh="http://schemas.microsoft.com/office/word/2020/wordml/sdtdatahash" xmlns:w16sdtfl="http://schemas.microsoft.com/office/word/2024/wordml/sdtformatlock" xmlns:w16se="http://schemas.microsoft.com/office/word/2015/wordml/symex" xmlns:wpg="http://schemas.microsoft.com/office/word/2010/wordprocessingGroup" xmlns:wpi="http://schemas.microsoft.com/office/word/2010/wordprocessingInk" xmlns:wne="http://schemas.microsoft.com/office/word/2006/wordml" xmlns:wps="http://schemas.microsoft.com/office/word/2010/wordprocessingShape" mc:Ignorable="w14 w15 w16se w16cid w16 w16cex w16sdtdh w16sdtfl w16du wp14">
   <w:abstractNum w:abstractNumId="0" w15:restartNumberingAfterBreak="0">
     <w:nsid w:val="FFFFFF7C"/>
     <w:multiLevelType w:val="singleLevel"/>
@@ -2803,6 +3169,155 @@
     </w:lvl>
   </w:abstractNum>
   <w:abstractNum w:abstractNumId="9" w15:restartNumberingAfterBreak="0">
+    <w:nsid w:val="10E669FE"/>
+    <w:multiLevelType w:val="multilevel"/>
+    <w:tmpl w:val="2B76A15A"/>
+    <w:lvl w:ilvl="0">
+      <w:start w:val="1"/>
+      <w:numFmt w:val="bullet"/>
+      <w:lvlText w:val=""/>
+      <w:lvlJc w:val="left"/>
+      <w:pPr>
+        <w:tabs>
+          <w:tab w:val="num" w:pos="720"/>
+        </w:tabs>
+        <w:ind w:left="720" w:hanging="360"/>
+      </w:pPr>
+      <w:rPr>
+        <w:rFonts w:ascii="Symbol" w:hAnsi="Symbol" w:hint="default"/>
+        <w:sz w:val="20"/>
+      </w:rPr>
+    </w:lvl>
+    <w:lvl w:ilvl="1" w:tentative="1">
+      <w:start w:val="1"/>
+      <w:numFmt w:val="bullet"/>
+      <w:lvlText w:val="o"/>
+      <w:lvlJc w:val="left"/>
+      <w:pPr>
+        <w:tabs>
+          <w:tab w:val="num" w:pos="1440"/>
+        </w:tabs>
+        <w:ind w:left="1440" w:hanging="360"/>
+      </w:pPr>
+      <w:rPr>
+        <w:rFonts w:ascii="Courier New" w:hAnsi="Courier New" w:hint="default"/>
+        <w:sz w:val="20"/>
+      </w:rPr>
+    </w:lvl>
+    <w:lvl w:ilvl="2" w:tentative="1">
+      <w:start w:val="1"/>
+      <w:numFmt w:val="bullet"/>
+      <w:lvlText w:val=""/>
+      <w:lvlJc w:val="left"/>
+      <w:pPr>
+        <w:tabs>
+          <w:tab w:val="num" w:pos="2160"/>
+        </w:tabs>
+        <w:ind w:left="2160" w:hanging="360"/>
+      </w:pPr>
+      <w:rPr>
+        <w:rFonts w:ascii="Wingdings" w:hAnsi="Wingdings" w:hint="default"/>
+        <w:sz w:val="20"/>
+      </w:rPr>
+    </w:lvl>
+    <w:lvl w:ilvl="3" w:tentative="1">
+      <w:start w:val="1"/>
+      <w:numFmt w:val="bullet"/>
+      <w:lvlText w:val=""/>
+      <w:lvlJc w:val="left"/>
+      <w:pPr>
+        <w:tabs>
+          <w:tab w:val="num" w:pos="2880"/>
+        </w:tabs>
+        <w:ind w:left="2880" w:hanging="360"/>
+      </w:pPr>
+      <w:rPr>
+        <w:rFonts w:ascii="Wingdings" w:hAnsi="Wingdings" w:hint="default"/>
+        <w:sz w:val="20"/>
+      </w:rPr>
+    </w:lvl>
+    <w:lvl w:ilvl="4" w:tentative="1">
+      <w:start w:val="1"/>
+      <w:numFmt w:val="bullet"/>
+      <w:lvlText w:val=""/>
+      <w:lvlJc w:val="left"/>
+      <w:pPr>
+        <w:tabs>
+          <w:tab w:val="num" w:pos="3600"/>
+        </w:tabs>
+        <w:ind w:left="3600" w:hanging="360"/>
+      </w:pPr>
+      <w:rPr>
+        <w:rFonts w:ascii="Wingdings" w:hAnsi="Wingdings" w:hint="default"/>
+        <w:sz w:val="20"/>
+      </w:rPr>
+    </w:lvl>
+    <w:lvl w:ilvl="5" w:tentative="1">
+      <w:start w:val="1"/>
+      <w:numFmt w:val="bullet"/>
+      <w:lvlText w:val=""/>
+      <w:lvlJc w:val="left"/>
+      <w:pPr>
+        <w:tabs>
+          <w:tab w:val="num" w:pos="4320"/>
+        </w:tabs>
+        <w:ind w:left="4320" w:hanging="360"/>
+      </w:pPr>
+      <w:rPr>
+        <w:rFonts w:ascii="Wingdings" w:hAnsi="Wingdings" w:hint="default"/>
+        <w:sz w:val="20"/>
+      </w:rPr>
+    </w:lvl>
+    <w:lvl w:ilvl="6" w:tentative="1">
+      <w:start w:val="1"/>
+      <w:numFmt w:val="bullet"/>
+      <w:lvlText w:val=""/>
+      <w:lvlJc w:val="left"/>
+      <w:pPr>
+        <w:tabs>
+          <w:tab w:val="num" w:pos="5040"/>
+        </w:tabs>
+        <w:ind w:left="5040" w:hanging="360"/>
+      </w:pPr>
+      <w:rPr>
+        <w:rFonts w:ascii="Wingdings" w:hAnsi="Wingdings" w:hint="default"/>
+        <w:sz w:val="20"/>
+      </w:rPr>
+    </w:lvl>
+    <w:lvl w:ilvl="7" w:tentative="1">
+      <w:start w:val="1"/>
+      <w:numFmt w:val="bullet"/>
+      <w:lvlText w:val=""/>
+      <w:lvlJc w:val="left"/>
+      <w:pPr>
+        <w:tabs>
+          <w:tab w:val="num" w:pos="5760"/>
+        </w:tabs>
+        <w:ind w:left="5760" w:hanging="360"/>
+      </w:pPr>
+      <w:rPr>
+        <w:rFonts w:ascii="Wingdings" w:hAnsi="Wingdings" w:hint="default"/>
+        <w:sz w:val="20"/>
+      </w:rPr>
+    </w:lvl>
+    <w:lvl w:ilvl="8" w:tentative="1">
+      <w:start w:val="1"/>
+      <w:numFmt w:val="bullet"/>
+      <w:lvlText w:val=""/>
+      <w:lvlJc w:val="left"/>
+      <w:pPr>
+        <w:tabs>
+          <w:tab w:val="num" w:pos="6480"/>
+        </w:tabs>
+        <w:ind w:left="6480" w:hanging="360"/>
+      </w:pPr>
+      <w:rPr>
+        <w:rFonts w:ascii="Wingdings" w:hAnsi="Wingdings" w:hint="default"/>
+        <w:sz w:val="20"/>
+      </w:rPr>
+    </w:lvl>
+  </w:abstractNum>
+  <w:abstractNum w:abstractNumId="10" w15:restartNumberingAfterBreak="0">
     <w:nsid w:val="1B9A20A8"/>
     <w:multiLevelType w:val="multilevel"/>
     <w:tmpl w:val="F886E512"/>
@@ -2951,7 +3466,7 @@
       </w:rPr>
     </w:lvl>
   </w:abstractNum>
-  <w:abstractNum w:abstractNumId="10" w15:restartNumberingAfterBreak="0">
+  <w:abstractNum w:abstractNumId="11" w15:restartNumberingAfterBreak="0">
     <w:nsid w:val="42864A2F"/>
     <w:multiLevelType w:val="hybridMultilevel"/>
     <w:tmpl w:val="5E8CB956"/>
@@ -3064,7 +3579,7 @@
       </w:rPr>
     </w:lvl>
   </w:abstractNum>
-  <w:abstractNum w:abstractNumId="11" w15:restartNumberingAfterBreak="0">
+  <w:abstractNum w:abstractNumId="12" w15:restartNumberingAfterBreak="0">
     <w:nsid w:val="472F0C07"/>
     <w:multiLevelType w:val="hybridMultilevel"/>
     <w:tmpl w:val="3E34D550"/>
@@ -3176,7 +3691,156 @@
       </w:rPr>
     </w:lvl>
   </w:abstractNum>
-  <w:abstractNum w:abstractNumId="12" w15:restartNumberingAfterBreak="0">
+  <w:abstractNum w:abstractNumId="13" w15:restartNumberingAfterBreak="0">
+    <w:nsid w:val="49186E02"/>
+    <w:multiLevelType w:val="multilevel"/>
+    <w:tmpl w:val="1C88F0DA"/>
+    <w:lvl w:ilvl="0">
+      <w:start w:val="1"/>
+      <w:numFmt w:val="bullet"/>
+      <w:lvlText w:val=""/>
+      <w:lvlJc w:val="left"/>
+      <w:pPr>
+        <w:tabs>
+          <w:tab w:val="num" w:pos="720"/>
+        </w:tabs>
+        <w:ind w:left="720" w:hanging="360"/>
+      </w:pPr>
+      <w:rPr>
+        <w:rFonts w:ascii="Symbol" w:hAnsi="Symbol" w:hint="default"/>
+        <w:sz w:val="20"/>
+      </w:rPr>
+    </w:lvl>
+    <w:lvl w:ilvl="1" w:tentative="1">
+      <w:start w:val="1"/>
+      <w:numFmt w:val="bullet"/>
+      <w:lvlText w:val="o"/>
+      <w:lvlJc w:val="left"/>
+      <w:pPr>
+        <w:tabs>
+          <w:tab w:val="num" w:pos="1440"/>
+        </w:tabs>
+        <w:ind w:left="1440" w:hanging="360"/>
+      </w:pPr>
+      <w:rPr>
+        <w:rFonts w:ascii="Courier New" w:hAnsi="Courier New" w:hint="default"/>
+        <w:sz w:val="20"/>
+      </w:rPr>
+    </w:lvl>
+    <w:lvl w:ilvl="2" w:tentative="1">
+      <w:start w:val="1"/>
+      <w:numFmt w:val="bullet"/>
+      <w:lvlText w:val=""/>
+      <w:lvlJc w:val="left"/>
+      <w:pPr>
+        <w:tabs>
+          <w:tab w:val="num" w:pos="2160"/>
+        </w:tabs>
+        <w:ind w:left="2160" w:hanging="360"/>
+      </w:pPr>
+      <w:rPr>
+        <w:rFonts w:ascii="Wingdings" w:hAnsi="Wingdings" w:hint="default"/>
+        <w:sz w:val="20"/>
+      </w:rPr>
+    </w:lvl>
+    <w:lvl w:ilvl="3" w:tentative="1">
+      <w:start w:val="1"/>
+      <w:numFmt w:val="bullet"/>
+      <w:lvlText w:val=""/>
+      <w:lvlJc w:val="left"/>
+      <w:pPr>
+        <w:tabs>
+          <w:tab w:val="num" w:pos="2880"/>
+        </w:tabs>
+        <w:ind w:left="2880" w:hanging="360"/>
+      </w:pPr>
+      <w:rPr>
+        <w:rFonts w:ascii="Wingdings" w:hAnsi="Wingdings" w:hint="default"/>
+        <w:sz w:val="20"/>
+      </w:rPr>
+    </w:lvl>
+    <w:lvl w:ilvl="4" w:tentative="1">
+      <w:start w:val="1"/>
+      <w:numFmt w:val="bullet"/>
+      <w:lvlText w:val=""/>
+      <w:lvlJc w:val="left"/>
+      <w:pPr>
+        <w:tabs>
+          <w:tab w:val="num" w:pos="3600"/>
+        </w:tabs>
+        <w:ind w:left="3600" w:hanging="360"/>
+      </w:pPr>
+      <w:rPr>
+        <w:rFonts w:ascii="Wingdings" w:hAnsi="Wingdings" w:hint="default"/>
+        <w:sz w:val="20"/>
+      </w:rPr>
+    </w:lvl>
+    <w:lvl w:ilvl="5" w:tentative="1">
+      <w:start w:val="1"/>
+      <w:numFmt w:val="bullet"/>
+      <w:lvlText w:val=""/>
+      <w:lvlJc w:val="left"/>
+      <w:pPr>
+        <w:tabs>
+          <w:tab w:val="num" w:pos="4320"/>
+        </w:tabs>
+        <w:ind w:left="4320" w:hanging="360"/>
+      </w:pPr>
+      <w:rPr>
+        <w:rFonts w:ascii="Wingdings" w:hAnsi="Wingdings" w:hint="default"/>
+        <w:sz w:val="20"/>
+      </w:rPr>
+    </w:lvl>
+    <w:lvl w:ilvl="6" w:tentative="1">
+      <w:start w:val="1"/>
+      <w:numFmt w:val="bullet"/>
+      <w:lvlText w:val=""/>
+      <w:lvlJc w:val="left"/>
+      <w:pPr>
+        <w:tabs>
+          <w:tab w:val="num" w:pos="5040"/>
+        </w:tabs>
+        <w:ind w:left="5040" w:hanging="360"/>
+      </w:pPr>
+      <w:rPr>
+        <w:rFonts w:ascii="Wingdings" w:hAnsi="Wingdings" w:hint="default"/>
+        <w:sz w:val="20"/>
+      </w:rPr>
+    </w:lvl>
+    <w:lvl w:ilvl="7" w:tentative="1">
+      <w:start w:val="1"/>
+      <w:numFmt w:val="bullet"/>
+      <w:lvlText w:val=""/>
+      <w:lvlJc w:val="left"/>
+      <w:pPr>
+        <w:tabs>
+          <w:tab w:val="num" w:pos="5760"/>
+        </w:tabs>
+        <w:ind w:left="5760" w:hanging="360"/>
+      </w:pPr>
+      <w:rPr>
+        <w:rFonts w:ascii="Wingdings" w:hAnsi="Wingdings" w:hint="default"/>
+        <w:sz w:val="20"/>
+      </w:rPr>
+    </w:lvl>
+    <w:lvl w:ilvl="8" w:tentative="1">
+      <w:start w:val="1"/>
+      <w:numFmt w:val="bullet"/>
+      <w:lvlText w:val=""/>
+      <w:lvlJc w:val="left"/>
+      <w:pPr>
+        <w:tabs>
+          <w:tab w:val="num" w:pos="6480"/>
+        </w:tabs>
+        <w:ind w:left="6480" w:hanging="360"/>
+      </w:pPr>
+      <w:rPr>
+        <w:rFonts w:ascii="Wingdings" w:hAnsi="Wingdings" w:hint="default"/>
+        <w:sz w:val="20"/>
+      </w:rPr>
+    </w:lvl>
+  </w:abstractNum>
+  <w:abstractNum w:abstractNumId="14" w15:restartNumberingAfterBreak="0">
     <w:nsid w:val="4F0D7768"/>
     <w:multiLevelType w:val="hybridMultilevel"/>
     <w:tmpl w:val="3CEC94BA"/>
@@ -3289,7 +3953,7 @@
       </w:rPr>
     </w:lvl>
   </w:abstractNum>
-  <w:abstractNum w:abstractNumId="13" w15:restartNumberingAfterBreak="0">
+  <w:abstractNum w:abstractNumId="15" w15:restartNumberingAfterBreak="0">
     <w:nsid w:val="5BB74131"/>
     <w:multiLevelType w:val="hybridMultilevel"/>
     <w:tmpl w:val="50424ABC"/>
@@ -3402,7 +4066,7 @@
       </w:rPr>
     </w:lvl>
   </w:abstractNum>
-  <w:abstractNum w:abstractNumId="14" w15:restartNumberingAfterBreak="0">
+  <w:abstractNum w:abstractNumId="16" w15:restartNumberingAfterBreak="0">
     <w:nsid w:val="5D6B1687"/>
     <w:multiLevelType w:val="hybridMultilevel"/>
     <w:tmpl w:val="EBA0E708"/>
@@ -3515,56 +4179,62 @@
       </w:rPr>
     </w:lvl>
   </w:abstractNum>
-  <w:num w:numId="1">
+  <w:num w:numId="1" w16cid:durableId="412825733">
     <w:abstractNumId w:val="8"/>
   </w:num>
-  <w:num w:numId="2">
+  <w:num w:numId="2" w16cid:durableId="180363154">
     <w:abstractNumId w:val="6"/>
   </w:num>
-  <w:num w:numId="3">
+  <w:num w:numId="3" w16cid:durableId="1003432837">
     <w:abstractNumId w:val="5"/>
   </w:num>
-  <w:num w:numId="4">
+  <w:num w:numId="4" w16cid:durableId="1722247424">
     <w:abstractNumId w:val="4"/>
   </w:num>
-  <w:num w:numId="5">
+  <w:num w:numId="5" w16cid:durableId="1232351509">
     <w:abstractNumId w:val="7"/>
   </w:num>
-  <w:num w:numId="6">
+  <w:num w:numId="6" w16cid:durableId="1083382820">
     <w:abstractNumId w:val="3"/>
   </w:num>
-  <w:num w:numId="7">
+  <w:num w:numId="7" w16cid:durableId="1966304455">
     <w:abstractNumId w:val="2"/>
   </w:num>
-  <w:num w:numId="8">
+  <w:num w:numId="8" w16cid:durableId="393356350">
     <w:abstractNumId w:val="1"/>
   </w:num>
-  <w:num w:numId="9">
+  <w:num w:numId="9" w16cid:durableId="500968123">
     <w:abstractNumId w:val="0"/>
   </w:num>
-  <w:num w:numId="10">
-    <w:abstractNumId w:val="13"/>
+  <w:num w:numId="10" w16cid:durableId="1172066517">
+    <w:abstractNumId w:val="15"/>
   </w:num>
-  <w:num w:numId="11">
+  <w:num w:numId="11" w16cid:durableId="747073816">
+    <w:abstractNumId w:val="14"/>
+  </w:num>
+  <w:num w:numId="12" w16cid:durableId="110519097">
+    <w:abstractNumId w:val="11"/>
+  </w:num>
+  <w:num w:numId="13" w16cid:durableId="1906066979">
     <w:abstractNumId w:val="12"/>
   </w:num>
-  <w:num w:numId="12">
+  <w:num w:numId="14" w16cid:durableId="693187217">
+    <w:abstractNumId w:val="16"/>
+  </w:num>
+  <w:num w:numId="15" w16cid:durableId="1474827864">
     <w:abstractNumId w:val="10"/>
   </w:num>
-  <w:num w:numId="13">
-    <w:abstractNumId w:val="11"/>
+  <w:num w:numId="16" w16cid:durableId="942808809">
+    <w:abstractNumId w:val="9"/>
   </w:num>
-  <w:num w:numId="14">
-    <w:abstractNumId w:val="14"/>
-  </w:num>
-  <w:num w:numId="15">
-    <w:abstractNumId w:val="9"/>
+  <w:num w:numId="17" w16cid:durableId="909510102">
+    <w:abstractNumId w:val="13"/>
   </w:num>
 </w:numbering>
 </file>
 
 <file path=word/styles.xml><?xml version="1.0" encoding="utf-8"?>
-<w:styles xmlns:mc="http://schemas.openxmlformats.org/markup-compatibility/2006" xmlns:r="http://schemas.openxmlformats.org/officeDocument/2006/relationships" xmlns:w="http://schemas.openxmlformats.org/wordprocessingml/2006/main" xmlns:w14="http://schemas.microsoft.com/office/word/2010/wordml" xmlns:w15="http://schemas.microsoft.com/office/word/2012/wordml" xmlns:w16cid="http://schemas.microsoft.com/office/word/2016/wordml/cid" xmlns:w16se="http://schemas.microsoft.com/office/word/2015/wordml/symex" mc:Ignorable="w14 w15 w16se w16cid">
+<w:styles xmlns:mc="http://schemas.openxmlformats.org/markup-compatibility/2006" xmlns:r="http://schemas.openxmlformats.org/officeDocument/2006/relationships" xmlns:w="http://schemas.openxmlformats.org/wordprocessingml/2006/main" xmlns:w14="http://schemas.microsoft.com/office/word/2010/wordml" xmlns:w15="http://schemas.microsoft.com/office/word/2012/wordml" xmlns:w16cex="http://schemas.microsoft.com/office/word/2018/wordml/cex" xmlns:w16cid="http://schemas.microsoft.com/office/word/2016/wordml/cid" xmlns:w16="http://schemas.microsoft.com/office/word/2018/wordml" xmlns:w16du="http://schemas.microsoft.com/office/word/2023/wordml/word16du" xmlns:w16sdtdh="http://schemas.microsoft.com/office/word/2020/wordml/sdtdatahash" xmlns:w16sdtfl="http://schemas.microsoft.com/office/word/2024/wordml/sdtformatlock" xmlns:w16se="http://schemas.microsoft.com/office/word/2015/wordml/symex" mc:Ignorable="w14 w15 w16se w16cid w16 w16cex w16sdtdh w16sdtfl w16du">
   <w:docDefaults>
     <w:rPrDefault>
       <w:rPr>
@@ -3580,7 +4250,7 @@
       </w:pPr>
     </w:pPrDefault>
   </w:docDefaults>
-  <w:latentStyles w:defLockedState="0" w:defUIPriority="99" w:defSemiHidden="0" w:defUnhideWhenUsed="0" w:defQFormat="0" w:count="375">
+  <w:latentStyles w:defLockedState="0" w:defUIPriority="99" w:defSemiHidden="0" w:defUnhideWhenUsed="0" w:defQFormat="0" w:count="376">
     <w:lsdException w:name="Normal" w:uiPriority="0" w:qFormat="1"/>
     <w:lsdException w:name="heading 1" w:uiPriority="9" w:qFormat="1"/>
     <w:lsdException w:name="heading 2" w:semiHidden="1" w:uiPriority="9" w:unhideWhenUsed="1" w:qFormat="1"/>
@@ -3947,6 +4617,7 @@
     <w:lsdException w:name="Smart Hyperlink" w:semiHidden="1" w:unhideWhenUsed="1"/>
     <w:lsdException w:name="Hashtag" w:semiHidden="1" w:unhideWhenUsed="1"/>
     <w:lsdException w:name="Unresolved Mention" w:semiHidden="1" w:unhideWhenUsed="1"/>
+    <w:lsdException w:name="Smart Link" w:semiHidden="1" w:unhideWhenUsed="1"/>
   </w:latentStyles>
   <w:style w:type="paragraph" w:default="1" w:styleId="a1">
     <w:name w:val="Normal"/>
@@ -4168,7 +4839,6 @@
   <w:style w:type="character" w:default="1" w:styleId="a2">
     <w:name w:val="Default Paragraph Font"/>
     <w:uiPriority w:val="1"/>
-    <w:semiHidden/>
     <w:unhideWhenUsed/>
   </w:style>
   <w:style w:type="table" w:default="1" w:styleId="a3">
